--- a/artifacts/generated/pm/release-summary.docx
+++ b/artifacts/generated/pm/release-summary.docx
@@ -4,113 +4,69 @@
   <w:body>
     <w:p>
       <w:pPr>
-        <w:pStyle w:val="Heading1"/>
+        <w:spacing w:before="160" w:after="80"/>
       </w:pPr>
       <w:r>
-        <w:t>PM Release Summary</w:t>
+        <w:rPr>
+          <w:rFonts w:ascii="Microsoft JhengHei" w:hAnsi="Microsoft JhengHei" w:eastAsia="Microsoft JhengHei" w:cs="Microsoft JhengHei"/>
+          <w:b/>
+          <w:i w:val="0"/>
+          <w:color w:val="1F4E79"/>
+          <w:sz w:val="36"/>
+        </w:rPr>
+        <w:t>PM 測試發布摘要：全部測試功能</w:t>
       </w:r>
     </w:p>
     <w:p>
       <w:pPr>
-        <w:pStyle w:val="IntenseQuote"/>
+        <w:spacing w:before="120" w:after="80"/>
       </w:pPr>
       <w:r>
-        <w:t>這是給 PM、主管或客戶窗口看的測試摘要。</w:t>
-      </w:r>
-    </w:p>
-    <w:p>
-      <w:pPr>
-        <w:pStyle w:val="IntenseQuote"/>
-      </w:pPr>
-    </w:p>
-    <w:p>
-      <w:pPr>
-        <w:pStyle w:val="IntenseQuote"/>
-      </w:pPr>
-      <w:r>
-        <w:t>內容應由 AI 根據 Allure raw results、QA test report 與 CI log 產生。PM 版本不放大量 stack trace，不放測試框架細節，只保留決策需要的資訊。</w:t>
-      </w:r>
-    </w:p>
-    <w:p>
-      <w:pPr>
-        <w:pStyle w:val="Heading2"/>
-      </w:pPr>
-      <w:r>
-        <w:t>Overall Status</w:t>
+        <w:rPr>
+          <w:rFonts w:ascii="Microsoft JhengHei" w:hAnsi="Microsoft JhengHei" w:eastAsia="Microsoft JhengHei" w:cs="Microsoft JhengHei"/>
+          <w:b/>
+          <w:i w:val="0"/>
+          <w:color w:val="1F4E79"/>
+          <w:sz w:val="28"/>
+        </w:rPr>
+        <w:t>整體狀態</w:t>
       </w:r>
     </w:p>
     <w:p>
       <w:r>
+        <w:rPr>
+          <w:rFonts w:ascii="Microsoft JhengHei" w:hAnsi="Microsoft JhengHei" w:eastAsia="Microsoft JhengHei" w:cs="Microsoft JhengHei"/>
+          <w:b w:val="0"/>
+          <w:i w:val="0"/>
+          <w:sz w:val="21"/>
+        </w:rPr>
         <w:t>Not Evaluated</w:t>
       </w:r>
     </w:p>
     <w:p>
       <w:pPr>
-        <w:pStyle w:val="Heading2"/>
+        <w:spacing w:before="120" w:after="80"/>
       </w:pPr>
       <w:r>
-        <w:t>Executive Summary</w:t>
+        <w:rPr>
+          <w:rFonts w:ascii="Microsoft JhengHei" w:hAnsi="Microsoft JhengHei" w:eastAsia="Microsoft JhengHei" w:cs="Microsoft JhengHei"/>
+          <w:b/>
+          <w:i w:val="0"/>
+          <w:color w:val="1F4E79"/>
+          <w:sz w:val="28"/>
+        </w:rPr>
+        <w:t>摘要說明</w:t>
       </w:r>
     </w:p>
     <w:p>
       <w:r>
-        <w:t>尚未執行測試，因此目前無法判斷此版本是否可 release。</w:t>
-      </w:r>
-    </w:p>
-    <w:p>
-      <w:pPr>
-        <w:pStyle w:val="Heading2"/>
-      </w:pPr>
-      <w:r>
-        <w:t>Test Result Summary</w:t>
-      </w:r>
-    </w:p>
-    <w:p>
-      <w:r>
-        <w:t>Metric | Count</w:t>
-      </w:r>
-    </w:p>
-    <w:p>
-      <w:r>
-        <w:t>Total | 0</w:t>
-      </w:r>
-    </w:p>
-    <w:p>
-      <w:r>
-        <w:t>Passed | 0</w:t>
-      </w:r>
-    </w:p>
-    <w:p>
-      <w:r>
-        <w:t>Failed | 0</w:t>
-      </w:r>
-    </w:p>
-    <w:p>
-      <w:r>
-        <w:t>Skipped | 0</w:t>
-      </w:r>
-    </w:p>
-    <w:p>
-      <w:r>
-        <w:t>Blocked | 0</w:t>
-      </w:r>
-    </w:p>
-    <w:p>
-      <w:pPr>
-        <w:pStyle w:val="Heading2"/>
-      </w:pPr>
-      <w:r>
-        <w:t>Release Recommendation</w:t>
-      </w:r>
-    </w:p>
-    <w:p>
-      <w:r>
-        <w:t>Status: Not Evaluated</w:t>
-      </w:r>
-    </w:p>
-    <w:p>
-      <w:r>
-        <w:t>Reason:</w:t>
+        <w:rPr>
+          <w:rFonts w:ascii="Microsoft JhengHei" w:hAnsi="Microsoft JhengHei" w:eastAsia="Microsoft JhengHei" w:cs="Microsoft JhengHei"/>
+          <w:b w:val="0"/>
+          <w:i w:val="0"/>
+          <w:sz w:val="21"/>
+        </w:rPr>
+        <w:t>本摘要根據 QA workspace 文件產生，包含 3 個功能。</w:t>
       </w:r>
     </w:p>
     <w:p>
@@ -118,7 +74,28 @@
         <w:pStyle w:val="ListBullet"/>
       </w:pPr>
       <w:r>
-        <w:t>尚未提供 Allure 測試結果。</w:t>
+        <w:rPr>
+          <w:rFonts w:ascii="Microsoft JhengHei" w:hAnsi="Microsoft JhengHei" w:eastAsia="Microsoft JhengHei" w:cs="Microsoft JhengHei"/>
+          <w:b w:val="0"/>
+          <w:i w:val="0"/>
+          <w:sz w:val="21"/>
+        </w:rPr>
+        <w:t>產生時間：2026-05-19 18:12:10</w:t>
+      </w:r>
+    </w:p>
+    <w:p>
+      <w:pPr>
+        <w:spacing w:before="120" w:after="80"/>
+      </w:pPr>
+      <w:r>
+        <w:rPr>
+          <w:rFonts w:ascii="Microsoft JhengHei" w:hAnsi="Microsoft JhengHei" w:eastAsia="Microsoft JhengHei" w:cs="Microsoft JhengHei"/>
+          <w:b/>
+          <w:i w:val="0"/>
+          <w:color w:val="1F4E79"/>
+          <w:sz w:val="28"/>
+        </w:rPr>
+        <w:t>本次測試功能</w:t>
       </w:r>
     </w:p>
     <w:p>
@@ -126,33 +103,13 @@
         <w:pStyle w:val="ListBullet"/>
       </w:pPr>
       <w:r>
-        <w:t>尚未產生 QA test report。</w:t>
-      </w:r>
-    </w:p>
-    <w:p>
-      <w:pPr>
-        <w:pStyle w:val="Heading2"/>
-      </w:pPr>
-      <w:r>
-        <w:t>Impacted Features</w:t>
-      </w:r>
-    </w:p>
-    <w:p>
-      <w:r>
-        <w:t>Feature | Status | PM Impact</w:t>
-      </w:r>
-    </w:p>
-    <w:p>
-      <w:r>
-        <w:t>尚未評估 | Not Evaluated | 尚無資料</w:t>
-      </w:r>
-    </w:p>
-    <w:p>
-      <w:pPr>
-        <w:pStyle w:val="Heading2"/>
-      </w:pPr>
-      <w:r>
-        <w:t>Key Risks</w:t>
+        <w:rPr>
+          <w:rFonts w:ascii="Microsoft JhengHei" w:hAnsi="Microsoft JhengHei" w:eastAsia="Microsoft JhengHei" w:cs="Microsoft JhengHei"/>
+          <w:b w:val="0"/>
+          <w:i w:val="0"/>
+          <w:sz w:val="21"/>
+        </w:rPr>
+        <w:t>forgot-password: Feature: forgot-password</w:t>
       </w:r>
     </w:p>
     <w:p>
@@ -160,33 +117,13 @@
         <w:pStyle w:val="ListBullet"/>
       </w:pPr>
       <w:r>
-        <w:t>尚未執行測試。</w:t>
-      </w:r>
-    </w:p>
-    <w:p>
-      <w:pPr>
-        <w:pStyle w:val="Heading2"/>
-      </w:pPr>
-      <w:r>
-        <w:t>PM Decisions Needed</w:t>
-      </w:r>
-    </w:p>
-    <w:p>
-      <w:r>
-        <w:t>Decision | Owner | Needed By | Status</w:t>
-      </w:r>
-    </w:p>
-    <w:p>
-      <w:r>
-        <w:t>尚無 | PM | 尚無 | Not Started</w:t>
-      </w:r>
-    </w:p>
-    <w:p>
-      <w:pPr>
-        <w:pStyle w:val="Heading2"/>
-      </w:pPr>
-      <w:r>
-        <w:t>Customer-Facing Notes</w:t>
+        <w:rPr>
+          <w:rFonts w:ascii="Microsoft JhengHei" w:hAnsi="Microsoft JhengHei" w:eastAsia="Microsoft JhengHei" w:cs="Microsoft JhengHei"/>
+          <w:b w:val="0"/>
+          <w:i w:val="0"/>
+          <w:sz w:val="21"/>
+        </w:rPr>
+        <w:t>login: Feature: login</w:t>
       </w:r>
     </w:p>
     <w:p>
@@ -194,15 +131,28 @@
         <w:pStyle w:val="ListBullet"/>
       </w:pPr>
       <w:r>
-        <w:t>尚無可對外說明內容。</w:t>
+        <w:rPr>
+          <w:rFonts w:ascii="Microsoft JhengHei" w:hAnsi="Microsoft JhengHei" w:eastAsia="Microsoft JhengHei" w:cs="Microsoft JhengHei"/>
+          <w:b w:val="0"/>
+          <w:i w:val="0"/>
+          <w:sz w:val="21"/>
+        </w:rPr>
+        <w:t>register: Feature: register</w:t>
       </w:r>
     </w:p>
     <w:p>
       <w:pPr>
-        <w:pStyle w:val="Heading2"/>
+        <w:spacing w:before="120" w:after="80"/>
       </w:pPr>
       <w:r>
-        <w:t>Links</w:t>
+        <w:rPr>
+          <w:rFonts w:ascii="Microsoft JhengHei" w:hAnsi="Microsoft JhengHei" w:eastAsia="Microsoft JhengHei" w:cs="Microsoft JhengHei"/>
+          <w:b/>
+          <w:i w:val="0"/>
+          <w:color w:val="1F4E79"/>
+          <w:sz w:val="28"/>
+        </w:rPr>
+        <w:t>驗收重點</w:t>
       </w:r>
     </w:p>
     <w:p>
@@ -210,7 +160,13 @@
         <w:pStyle w:val="ListBullet"/>
       </w:pPr>
       <w:r>
-        <w:t>QA report: `artifacts/generated/qa/test-report.md`</w:t>
+        <w:rPr>
+          <w:rFonts w:ascii="Microsoft JhengHei" w:hAnsi="Microsoft JhengHei" w:eastAsia="Microsoft JhengHei" w:cs="Microsoft JhengHei"/>
+          <w:b w:val="0"/>
+          <w:i w:val="0"/>
+          <w:sz w:val="21"/>
+        </w:rPr>
+        <w:t>forgot-password: 情境 4 筆，通過 0 筆，未標記 4 筆。</w:t>
       </w:r>
     </w:p>
     <w:p>
@@ -218,7 +174,13 @@
         <w:pStyle w:val="ListBullet"/>
       </w:pPr>
       <w:r>
-        <w:t>Failure analysis: `artifacts/generated/qa/failure-analysis.md`</w:t>
+        <w:rPr>
+          <w:rFonts w:ascii="Microsoft JhengHei" w:hAnsi="Microsoft JhengHei" w:eastAsia="Microsoft JhengHei" w:cs="Microsoft JhengHei"/>
+          <w:b w:val="0"/>
+          <w:i w:val="0"/>
+          <w:sz w:val="21"/>
+        </w:rPr>
+        <w:t>login: 情境 6 筆，通過 0 筆，未標記 6 筆。</w:t>
       </w:r>
     </w:p>
     <w:p>
@@ -226,7 +188,1193 @@
         <w:pStyle w:val="ListBullet"/>
       </w:pPr>
       <w:r>
-        <w:t>Allure report: `artifacts/generated/allure-report/`</w:t>
+        <w:rPr>
+          <w:rFonts w:ascii="Microsoft JhengHei" w:hAnsi="Microsoft JhengHei" w:eastAsia="Microsoft JhengHei" w:cs="Microsoft JhengHei"/>
+          <w:b w:val="0"/>
+          <w:i w:val="0"/>
+          <w:sz w:val="21"/>
+        </w:rPr>
+        <w:t>register: 情境 4 筆，通過 0 筆，未標記 4 筆。</w:t>
+      </w:r>
+    </w:p>
+    <w:p>
+      <w:pPr>
+        <w:spacing w:before="120" w:after="80"/>
+      </w:pPr>
+      <w:r>
+        <w:rPr>
+          <w:rFonts w:ascii="Microsoft JhengHei" w:hAnsi="Microsoft JhengHei" w:eastAsia="Microsoft JhengHei" w:cs="Microsoft JhengHei"/>
+          <w:b/>
+          <w:i w:val="0"/>
+          <w:color w:val="1F4E79"/>
+          <w:sz w:val="28"/>
+        </w:rPr>
+        <w:t>功能目標</w:t>
+      </w:r>
+    </w:p>
+    <w:p>
+      <w:pPr>
+        <w:pStyle w:val="ListBullet"/>
+      </w:pPr>
+      <w:r>
+        <w:rPr>
+          <w:rFonts w:ascii="Microsoft JhengHei" w:hAnsi="Microsoft JhengHei" w:eastAsia="Microsoft JhengHei" w:cs="Microsoft JhengHei"/>
+          <w:b w:val="0"/>
+          <w:i w:val="0"/>
+          <w:sz w:val="21"/>
+        </w:rPr>
+        <w:t>彙整 qa-workspace/specs/ 下所有功能的 QA 狀態與發布風險。</w:t>
+      </w:r>
+    </w:p>
+    <w:p>
+      <w:pPr>
+        <w:spacing w:before="120" w:after="80"/>
+      </w:pPr>
+      <w:r>
+        <w:rPr>
+          <w:rFonts w:ascii="Microsoft JhengHei" w:hAnsi="Microsoft JhengHei" w:eastAsia="Microsoft JhengHei" w:cs="Microsoft JhengHei"/>
+          <w:b/>
+          <w:i w:val="0"/>
+          <w:color w:val="1F4E79"/>
+          <w:sz w:val="28"/>
+        </w:rPr>
+        <w:t>測試結果統計</w:t>
+      </w:r>
+    </w:p>
+    <w:tbl>
+      <w:tblPr>
+        <w:tblStyle w:val="TableGrid"/>
+        <w:tblW w:type="auto" w:w="0"/>
+        <w:tblLook w:firstColumn="1" w:firstRow="1" w:lastColumn="0" w:lastRow="0" w:noHBand="0" w:noVBand="1" w:val="04A0"/>
+      </w:tblPr>
+      <w:tblGrid>
+        <w:gridCol w:w="4320"/>
+        <w:gridCol w:w="4320"/>
+      </w:tblGrid>
+      <w:tr>
+        <w:tc>
+          <w:tcPr>
+            <w:tcW w:type="dxa" w:w="4320"/>
+          </w:tcPr>
+          <w:p>
+            <w:r>
+              <w:rPr>
+                <w:rFonts w:ascii="Microsoft JhengHei" w:hAnsi="Microsoft JhengHei" w:eastAsia="Microsoft JhengHei" w:cs="Microsoft JhengHei"/>
+                <w:b/>
+                <w:i w:val="0"/>
+                <w:sz w:val="20"/>
+              </w:rPr>
+              <w:t>項目</w:t>
+            </w:r>
+          </w:p>
+        </w:tc>
+        <w:tc>
+          <w:tcPr>
+            <w:tcW w:type="dxa" w:w="4320"/>
+          </w:tcPr>
+          <w:p>
+            <w:r>
+              <w:rPr>
+                <w:rFonts w:ascii="Microsoft JhengHei" w:hAnsi="Microsoft JhengHei" w:eastAsia="Microsoft JhengHei" w:cs="Microsoft JhengHei"/>
+                <w:b/>
+                <w:i w:val="0"/>
+                <w:sz w:val="20"/>
+              </w:rPr>
+              <w:t>數量</w:t>
+            </w:r>
+          </w:p>
+        </w:tc>
+      </w:tr>
+      <w:tr>
+        <w:tc>
+          <w:tcPr>
+            <w:tcW w:type="dxa" w:w="4320"/>
+          </w:tcPr>
+          <w:p>
+            <w:r>
+              <w:rPr>
+                <w:rFonts w:ascii="Microsoft JhengHei" w:hAnsi="Microsoft JhengHei" w:eastAsia="Microsoft JhengHei" w:cs="Microsoft JhengHei"/>
+                <w:b w:val="0"/>
+                <w:i w:val="0"/>
+                <w:sz w:val="20"/>
+              </w:rPr>
+              <w:t>Total</w:t>
+            </w:r>
+          </w:p>
+        </w:tc>
+        <w:tc>
+          <w:tcPr>
+            <w:tcW w:type="dxa" w:w="4320"/>
+          </w:tcPr>
+          <w:p>
+            <w:r>
+              <w:rPr>
+                <w:rFonts w:ascii="Microsoft JhengHei" w:hAnsi="Microsoft JhengHei" w:eastAsia="Microsoft JhengHei" w:cs="Microsoft JhengHei"/>
+                <w:b w:val="0"/>
+                <w:i w:val="0"/>
+                <w:sz w:val="20"/>
+              </w:rPr>
+              <w:t>14</w:t>
+            </w:r>
+          </w:p>
+        </w:tc>
+      </w:tr>
+      <w:tr>
+        <w:tc>
+          <w:tcPr>
+            <w:tcW w:type="dxa" w:w="4320"/>
+          </w:tcPr>
+          <w:p>
+            <w:r>
+              <w:rPr>
+                <w:rFonts w:ascii="Microsoft JhengHei" w:hAnsi="Microsoft JhengHei" w:eastAsia="Microsoft JhengHei" w:cs="Microsoft JhengHei"/>
+                <w:b w:val="0"/>
+                <w:i w:val="0"/>
+                <w:sz w:val="20"/>
+              </w:rPr>
+              <w:t>Passed</w:t>
+            </w:r>
+          </w:p>
+        </w:tc>
+        <w:tc>
+          <w:tcPr>
+            <w:tcW w:type="dxa" w:w="4320"/>
+          </w:tcPr>
+          <w:p>
+            <w:r>
+              <w:rPr>
+                <w:rFonts w:ascii="Microsoft JhengHei" w:hAnsi="Microsoft JhengHei" w:eastAsia="Microsoft JhengHei" w:cs="Microsoft JhengHei"/>
+                <w:b w:val="0"/>
+                <w:i w:val="0"/>
+                <w:sz w:val="20"/>
+              </w:rPr>
+              <w:t>0</w:t>
+            </w:r>
+          </w:p>
+        </w:tc>
+      </w:tr>
+      <w:tr>
+        <w:tc>
+          <w:tcPr>
+            <w:tcW w:type="dxa" w:w="4320"/>
+          </w:tcPr>
+          <w:p>
+            <w:r>
+              <w:rPr>
+                <w:rFonts w:ascii="Microsoft JhengHei" w:hAnsi="Microsoft JhengHei" w:eastAsia="Microsoft JhengHei" w:cs="Microsoft JhengHei"/>
+                <w:b w:val="0"/>
+                <w:i w:val="0"/>
+                <w:sz w:val="20"/>
+              </w:rPr>
+              <w:t>Failed</w:t>
+            </w:r>
+          </w:p>
+        </w:tc>
+        <w:tc>
+          <w:tcPr>
+            <w:tcW w:type="dxa" w:w="4320"/>
+          </w:tcPr>
+          <w:p>
+            <w:r>
+              <w:rPr>
+                <w:rFonts w:ascii="Microsoft JhengHei" w:hAnsi="Microsoft JhengHei" w:eastAsia="Microsoft JhengHei" w:cs="Microsoft JhengHei"/>
+                <w:b w:val="0"/>
+                <w:i w:val="0"/>
+                <w:sz w:val="20"/>
+              </w:rPr>
+              <w:t>0</w:t>
+            </w:r>
+          </w:p>
+        </w:tc>
+      </w:tr>
+      <w:tr>
+        <w:tc>
+          <w:tcPr>
+            <w:tcW w:type="dxa" w:w="4320"/>
+          </w:tcPr>
+          <w:p>
+            <w:r>
+              <w:rPr>
+                <w:rFonts w:ascii="Microsoft JhengHei" w:hAnsi="Microsoft JhengHei" w:eastAsia="Microsoft JhengHei" w:cs="Microsoft JhengHei"/>
+                <w:b w:val="0"/>
+                <w:i w:val="0"/>
+                <w:sz w:val="20"/>
+              </w:rPr>
+              <w:t>Blocked</w:t>
+            </w:r>
+          </w:p>
+        </w:tc>
+        <w:tc>
+          <w:tcPr>
+            <w:tcW w:type="dxa" w:w="4320"/>
+          </w:tcPr>
+          <w:p>
+            <w:r>
+              <w:rPr>
+                <w:rFonts w:ascii="Microsoft JhengHei" w:hAnsi="Microsoft JhengHei" w:eastAsia="Microsoft JhengHei" w:cs="Microsoft JhengHei"/>
+                <w:b w:val="0"/>
+                <w:i w:val="0"/>
+                <w:sz w:val="20"/>
+              </w:rPr>
+              <w:t>0</w:t>
+            </w:r>
+          </w:p>
+        </w:tc>
+      </w:tr>
+      <w:tr>
+        <w:tc>
+          <w:tcPr>
+            <w:tcW w:type="dxa" w:w="4320"/>
+          </w:tcPr>
+          <w:p>
+            <w:r>
+              <w:rPr>
+                <w:rFonts w:ascii="Microsoft JhengHei" w:hAnsi="Microsoft JhengHei" w:eastAsia="Microsoft JhengHei" w:cs="Microsoft JhengHei"/>
+                <w:b w:val="0"/>
+                <w:i w:val="0"/>
+                <w:sz w:val="20"/>
+              </w:rPr>
+              <w:t>Skipped</w:t>
+            </w:r>
+          </w:p>
+        </w:tc>
+        <w:tc>
+          <w:tcPr>
+            <w:tcW w:type="dxa" w:w="4320"/>
+          </w:tcPr>
+          <w:p>
+            <w:r>
+              <w:rPr>
+                <w:rFonts w:ascii="Microsoft JhengHei" w:hAnsi="Microsoft JhengHei" w:eastAsia="Microsoft JhengHei" w:cs="Microsoft JhengHei"/>
+                <w:b w:val="0"/>
+                <w:i w:val="0"/>
+                <w:sz w:val="20"/>
+              </w:rPr>
+              <w:t>0</w:t>
+            </w:r>
+          </w:p>
+        </w:tc>
+      </w:tr>
+      <w:tr>
+        <w:tc>
+          <w:tcPr>
+            <w:tcW w:type="dxa" w:w="4320"/>
+          </w:tcPr>
+          <w:p>
+            <w:r>
+              <w:rPr>
+                <w:rFonts w:ascii="Microsoft JhengHei" w:hAnsi="Microsoft JhengHei" w:eastAsia="Microsoft JhengHei" w:cs="Microsoft JhengHei"/>
+                <w:b w:val="0"/>
+                <w:i w:val="0"/>
+                <w:sz w:val="20"/>
+              </w:rPr>
+              <w:t>Not Run / Not Marked</w:t>
+            </w:r>
+          </w:p>
+        </w:tc>
+        <w:tc>
+          <w:tcPr>
+            <w:tcW w:type="dxa" w:w="4320"/>
+          </w:tcPr>
+          <w:p>
+            <w:r>
+              <w:rPr>
+                <w:rFonts w:ascii="Microsoft JhengHei" w:hAnsi="Microsoft JhengHei" w:eastAsia="Microsoft JhengHei" w:cs="Microsoft JhengHei"/>
+                <w:b w:val="0"/>
+                <w:i w:val="0"/>
+                <w:sz w:val="20"/>
+              </w:rPr>
+              <w:t>14</w:t>
+            </w:r>
+          </w:p>
+        </w:tc>
+      </w:tr>
+    </w:tbl>
+    <w:p>
+      <w:pPr>
+        <w:spacing w:before="120" w:after="80"/>
+      </w:pPr>
+      <w:r>
+        <w:rPr>
+          <w:rFonts w:ascii="Microsoft JhengHei" w:hAnsi="Microsoft JhengHei" w:eastAsia="Microsoft JhengHei" w:cs="Microsoft JhengHei"/>
+          <w:b/>
+          <w:i w:val="0"/>
+          <w:color w:val="1F4E79"/>
+          <w:sz w:val="28"/>
+        </w:rPr>
+        <w:t>QA 任務狀態</w:t>
+      </w:r>
+    </w:p>
+    <w:tbl>
+      <w:tblPr>
+        <w:tblStyle w:val="TableGrid"/>
+        <w:tblW w:type="auto" w:w="0"/>
+        <w:tblLook w:firstColumn="1" w:firstRow="1" w:lastColumn="0" w:lastRow="0" w:noHBand="0" w:noVBand="1" w:val="04A0"/>
+      </w:tblPr>
+      <w:tblGrid>
+        <w:gridCol w:w="4320"/>
+        <w:gridCol w:w="4320"/>
+      </w:tblGrid>
+      <w:tr>
+        <w:tc>
+          <w:tcPr>
+            <w:tcW w:type="dxa" w:w="4320"/>
+          </w:tcPr>
+          <w:p>
+            <w:r>
+              <w:rPr>
+                <w:rFonts w:ascii="Microsoft JhengHei" w:hAnsi="Microsoft JhengHei" w:eastAsia="Microsoft JhengHei" w:cs="Microsoft JhengHei"/>
+                <w:b/>
+                <w:i w:val="0"/>
+                <w:sz w:val="20"/>
+              </w:rPr>
+              <w:t>項目</w:t>
+            </w:r>
+          </w:p>
+        </w:tc>
+        <w:tc>
+          <w:tcPr>
+            <w:tcW w:type="dxa" w:w="4320"/>
+          </w:tcPr>
+          <w:p>
+            <w:r>
+              <w:rPr>
+                <w:rFonts w:ascii="Microsoft JhengHei" w:hAnsi="Microsoft JhengHei" w:eastAsia="Microsoft JhengHei" w:cs="Microsoft JhengHei"/>
+                <w:b/>
+                <w:i w:val="0"/>
+                <w:sz w:val="20"/>
+              </w:rPr>
+              <w:t>數量</w:t>
+            </w:r>
+          </w:p>
+        </w:tc>
+      </w:tr>
+      <w:tr>
+        <w:tc>
+          <w:tcPr>
+            <w:tcW w:type="dxa" w:w="4320"/>
+          </w:tcPr>
+          <w:p>
+            <w:r>
+              <w:rPr>
+                <w:rFonts w:ascii="Microsoft JhengHei" w:hAnsi="Microsoft JhengHei" w:eastAsia="Microsoft JhengHei" w:cs="Microsoft JhengHei"/>
+                <w:b w:val="0"/>
+                <w:i w:val="0"/>
+                <w:sz w:val="20"/>
+              </w:rPr>
+              <w:t>Done</w:t>
+            </w:r>
+          </w:p>
+        </w:tc>
+        <w:tc>
+          <w:tcPr>
+            <w:tcW w:type="dxa" w:w="4320"/>
+          </w:tcPr>
+          <w:p>
+            <w:r>
+              <w:rPr>
+                <w:rFonts w:ascii="Microsoft JhengHei" w:hAnsi="Microsoft JhengHei" w:eastAsia="Microsoft JhengHei" w:cs="Microsoft JhengHei"/>
+                <w:b w:val="0"/>
+                <w:i w:val="0"/>
+                <w:sz w:val="20"/>
+              </w:rPr>
+              <w:t>0</w:t>
+            </w:r>
+          </w:p>
+        </w:tc>
+      </w:tr>
+      <w:tr>
+        <w:tc>
+          <w:tcPr>
+            <w:tcW w:type="dxa" w:w="4320"/>
+          </w:tcPr>
+          <w:p>
+            <w:r>
+              <w:rPr>
+                <w:rFonts w:ascii="Microsoft JhengHei" w:hAnsi="Microsoft JhengHei" w:eastAsia="Microsoft JhengHei" w:cs="Microsoft JhengHei"/>
+                <w:b w:val="0"/>
+                <w:i w:val="0"/>
+                <w:sz w:val="20"/>
+              </w:rPr>
+              <w:t>Open</w:t>
+            </w:r>
+          </w:p>
+        </w:tc>
+        <w:tc>
+          <w:tcPr>
+            <w:tcW w:type="dxa" w:w="4320"/>
+          </w:tcPr>
+          <w:p>
+            <w:r>
+              <w:rPr>
+                <w:rFonts w:ascii="Microsoft JhengHei" w:hAnsi="Microsoft JhengHei" w:eastAsia="Microsoft JhengHei" w:cs="Microsoft JhengHei"/>
+                <w:b w:val="0"/>
+                <w:i w:val="0"/>
+                <w:sz w:val="20"/>
+              </w:rPr>
+              <w:t>33</w:t>
+            </w:r>
+          </w:p>
+        </w:tc>
+      </w:tr>
+    </w:tbl>
+    <w:p>
+      <w:pPr>
+        <w:spacing w:before="120" w:after="80"/>
+      </w:pPr>
+      <w:r>
+        <w:rPr>
+          <w:rFonts w:ascii="Microsoft JhengHei" w:hAnsi="Microsoft JhengHei" w:eastAsia="Microsoft JhengHei" w:cs="Microsoft JhengHei"/>
+          <w:b/>
+          <w:i w:val="0"/>
+          <w:color w:val="1F4E79"/>
+          <w:sz w:val="28"/>
+        </w:rPr>
+        <w:t>功能狀態明細</w:t>
+      </w:r>
+    </w:p>
+    <w:tbl>
+      <w:tblPr>
+        <w:tblStyle w:val="TableGrid"/>
+        <w:tblW w:type="auto" w:w="0"/>
+        <w:tblLook w:firstColumn="1" w:firstRow="1" w:lastColumn="0" w:lastRow="0" w:noHBand="0" w:noVBand="1" w:val="04A0"/>
+      </w:tblPr>
+      <w:tblGrid>
+        <w:gridCol w:w="1080"/>
+        <w:gridCol w:w="1080"/>
+        <w:gridCol w:w="1080"/>
+        <w:gridCol w:w="1080"/>
+        <w:gridCol w:w="1080"/>
+        <w:gridCol w:w="1080"/>
+        <w:gridCol w:w="1080"/>
+        <w:gridCol w:w="1080"/>
+      </w:tblGrid>
+      <w:tr>
+        <w:tc>
+          <w:tcPr>
+            <w:tcW w:type="dxa" w:w="1080"/>
+          </w:tcPr>
+          <w:p>
+            <w:r>
+              <w:rPr>
+                <w:rFonts w:ascii="Microsoft JhengHei" w:hAnsi="Microsoft JhengHei" w:eastAsia="Microsoft JhengHei" w:cs="Microsoft JhengHei"/>
+                <w:b/>
+                <w:i w:val="0"/>
+                <w:sz w:val="20"/>
+              </w:rPr>
+              <w:t>功能</w:t>
+            </w:r>
+          </w:p>
+        </w:tc>
+        <w:tc>
+          <w:tcPr>
+            <w:tcW w:type="dxa" w:w="1080"/>
+          </w:tcPr>
+          <w:p>
+            <w:r>
+              <w:rPr>
+                <w:rFonts w:ascii="Microsoft JhengHei" w:hAnsi="Microsoft JhengHei" w:eastAsia="Microsoft JhengHei" w:cs="Microsoft JhengHei"/>
+                <w:b/>
+                <w:i w:val="0"/>
+                <w:sz w:val="20"/>
+              </w:rPr>
+              <w:t>狀態</w:t>
+            </w:r>
+          </w:p>
+        </w:tc>
+        <w:tc>
+          <w:tcPr>
+            <w:tcW w:type="dxa" w:w="1080"/>
+          </w:tcPr>
+          <w:p>
+            <w:r>
+              <w:rPr>
+                <w:rFonts w:ascii="Microsoft JhengHei" w:hAnsi="Microsoft JhengHei" w:eastAsia="Microsoft JhengHei" w:cs="Microsoft JhengHei"/>
+                <w:b/>
+                <w:i w:val="0"/>
+                <w:sz w:val="20"/>
+              </w:rPr>
+              <w:t>Scenarios</w:t>
+            </w:r>
+          </w:p>
+        </w:tc>
+        <w:tc>
+          <w:tcPr>
+            <w:tcW w:type="dxa" w:w="1080"/>
+          </w:tcPr>
+          <w:p>
+            <w:r>
+              <w:rPr>
+                <w:rFonts w:ascii="Microsoft JhengHei" w:hAnsi="Microsoft JhengHei" w:eastAsia="Microsoft JhengHei" w:cs="Microsoft JhengHei"/>
+                <w:b/>
+                <w:i w:val="0"/>
+                <w:sz w:val="20"/>
+              </w:rPr>
+              <w:t>Passed</w:t>
+            </w:r>
+          </w:p>
+        </w:tc>
+        <w:tc>
+          <w:tcPr>
+            <w:tcW w:type="dxa" w:w="1080"/>
+          </w:tcPr>
+          <w:p>
+            <w:r>
+              <w:rPr>
+                <w:rFonts w:ascii="Microsoft JhengHei" w:hAnsi="Microsoft JhengHei" w:eastAsia="Microsoft JhengHei" w:cs="Microsoft JhengHei"/>
+                <w:b/>
+                <w:i w:val="0"/>
+                <w:sz w:val="20"/>
+              </w:rPr>
+              <w:t>Failed</w:t>
+            </w:r>
+          </w:p>
+        </w:tc>
+        <w:tc>
+          <w:tcPr>
+            <w:tcW w:type="dxa" w:w="1080"/>
+          </w:tcPr>
+          <w:p>
+            <w:r>
+              <w:rPr>
+                <w:rFonts w:ascii="Microsoft JhengHei" w:hAnsi="Microsoft JhengHei" w:eastAsia="Microsoft JhengHei" w:cs="Microsoft JhengHei"/>
+                <w:b/>
+                <w:i w:val="0"/>
+                <w:sz w:val="20"/>
+              </w:rPr>
+              <w:t>Not Run</w:t>
+            </w:r>
+          </w:p>
+        </w:tc>
+        <w:tc>
+          <w:tcPr>
+            <w:tcW w:type="dxa" w:w="1080"/>
+          </w:tcPr>
+          <w:p>
+            <w:r>
+              <w:rPr>
+                <w:rFonts w:ascii="Microsoft JhengHei" w:hAnsi="Microsoft JhengHei" w:eastAsia="Microsoft JhengHei" w:cs="Microsoft JhengHei"/>
+                <w:b/>
+                <w:i w:val="0"/>
+                <w:sz w:val="20"/>
+              </w:rPr>
+              <w:t>Open Tasks</w:t>
+            </w:r>
+          </w:p>
+        </w:tc>
+        <w:tc>
+          <w:tcPr>
+            <w:tcW w:type="dxa" w:w="1080"/>
+          </w:tcPr>
+          <w:p>
+            <w:r>
+              <w:rPr>
+                <w:rFonts w:ascii="Microsoft JhengHei" w:hAnsi="Microsoft JhengHei" w:eastAsia="Microsoft JhengHei" w:cs="Microsoft JhengHei"/>
+                <w:b/>
+                <w:i w:val="0"/>
+                <w:sz w:val="20"/>
+              </w:rPr>
+              <w:t>Open PM Questions</w:t>
+            </w:r>
+          </w:p>
+        </w:tc>
+      </w:tr>
+      <w:tr>
+        <w:tc>
+          <w:tcPr>
+            <w:tcW w:type="dxa" w:w="1080"/>
+          </w:tcPr>
+          <w:p>
+            <w:r>
+              <w:rPr>
+                <w:rFonts w:ascii="Microsoft JhengHei" w:hAnsi="Microsoft JhengHei" w:eastAsia="Microsoft JhengHei" w:cs="Microsoft JhengHei"/>
+                <w:b w:val="0"/>
+                <w:i w:val="0"/>
+                <w:sz w:val="20"/>
+              </w:rPr>
+              <w:t>forgot-password</w:t>
+            </w:r>
+          </w:p>
+        </w:tc>
+        <w:tc>
+          <w:tcPr>
+            <w:tcW w:type="dxa" w:w="1080"/>
+          </w:tcPr>
+          <w:p>
+            <w:r>
+              <w:rPr>
+                <w:rFonts w:ascii="Microsoft JhengHei" w:hAnsi="Microsoft JhengHei" w:eastAsia="Microsoft JhengHei" w:cs="Microsoft JhengHei"/>
+                <w:b w:val="0"/>
+                <w:i w:val="0"/>
+                <w:sz w:val="20"/>
+              </w:rPr>
+              <w:t>Not Evaluated</w:t>
+            </w:r>
+          </w:p>
+        </w:tc>
+        <w:tc>
+          <w:tcPr>
+            <w:tcW w:type="dxa" w:w="1080"/>
+          </w:tcPr>
+          <w:p>
+            <w:r>
+              <w:rPr>
+                <w:rFonts w:ascii="Microsoft JhengHei" w:hAnsi="Microsoft JhengHei" w:eastAsia="Microsoft JhengHei" w:cs="Microsoft JhengHei"/>
+                <w:b w:val="0"/>
+                <w:i w:val="0"/>
+                <w:sz w:val="20"/>
+              </w:rPr>
+              <w:t>4</w:t>
+            </w:r>
+          </w:p>
+        </w:tc>
+        <w:tc>
+          <w:tcPr>
+            <w:tcW w:type="dxa" w:w="1080"/>
+          </w:tcPr>
+          <w:p>
+            <w:r>
+              <w:rPr>
+                <w:rFonts w:ascii="Microsoft JhengHei" w:hAnsi="Microsoft JhengHei" w:eastAsia="Microsoft JhengHei" w:cs="Microsoft JhengHei"/>
+                <w:b w:val="0"/>
+                <w:i w:val="0"/>
+                <w:sz w:val="20"/>
+              </w:rPr>
+              <w:t>0</w:t>
+            </w:r>
+          </w:p>
+        </w:tc>
+        <w:tc>
+          <w:tcPr>
+            <w:tcW w:type="dxa" w:w="1080"/>
+          </w:tcPr>
+          <w:p>
+            <w:r>
+              <w:rPr>
+                <w:rFonts w:ascii="Microsoft JhengHei" w:hAnsi="Microsoft JhengHei" w:eastAsia="Microsoft JhengHei" w:cs="Microsoft JhengHei"/>
+                <w:b w:val="0"/>
+                <w:i w:val="0"/>
+                <w:sz w:val="20"/>
+              </w:rPr>
+              <w:t>0</w:t>
+            </w:r>
+          </w:p>
+        </w:tc>
+        <w:tc>
+          <w:tcPr>
+            <w:tcW w:type="dxa" w:w="1080"/>
+          </w:tcPr>
+          <w:p>
+            <w:r>
+              <w:rPr>
+                <w:rFonts w:ascii="Microsoft JhengHei" w:hAnsi="Microsoft JhengHei" w:eastAsia="Microsoft JhengHei" w:cs="Microsoft JhengHei"/>
+                <w:b w:val="0"/>
+                <w:i w:val="0"/>
+                <w:sz w:val="20"/>
+              </w:rPr>
+              <w:t>4</w:t>
+            </w:r>
+          </w:p>
+        </w:tc>
+        <w:tc>
+          <w:tcPr>
+            <w:tcW w:type="dxa" w:w="1080"/>
+          </w:tcPr>
+          <w:p>
+            <w:r>
+              <w:rPr>
+                <w:rFonts w:ascii="Microsoft JhengHei" w:hAnsi="Microsoft JhengHei" w:eastAsia="Microsoft JhengHei" w:cs="Microsoft JhengHei"/>
+                <w:b w:val="0"/>
+                <w:i w:val="0"/>
+                <w:sz w:val="20"/>
+              </w:rPr>
+              <w:t>11</w:t>
+            </w:r>
+          </w:p>
+        </w:tc>
+        <w:tc>
+          <w:tcPr>
+            <w:tcW w:type="dxa" w:w="1080"/>
+          </w:tcPr>
+          <w:p>
+            <w:r>
+              <w:rPr>
+                <w:rFonts w:ascii="Microsoft JhengHei" w:hAnsi="Microsoft JhengHei" w:eastAsia="Microsoft JhengHei" w:cs="Microsoft JhengHei"/>
+                <w:b w:val="0"/>
+                <w:i w:val="0"/>
+                <w:sz w:val="20"/>
+              </w:rPr>
+              <w:t>4</w:t>
+            </w:r>
+          </w:p>
+        </w:tc>
+      </w:tr>
+      <w:tr>
+        <w:tc>
+          <w:tcPr>
+            <w:tcW w:type="dxa" w:w="1080"/>
+          </w:tcPr>
+          <w:p>
+            <w:r>
+              <w:rPr>
+                <w:rFonts w:ascii="Microsoft JhengHei" w:hAnsi="Microsoft JhengHei" w:eastAsia="Microsoft JhengHei" w:cs="Microsoft JhengHei"/>
+                <w:b w:val="0"/>
+                <w:i w:val="0"/>
+                <w:sz w:val="20"/>
+              </w:rPr>
+              <w:t>login</w:t>
+            </w:r>
+          </w:p>
+        </w:tc>
+        <w:tc>
+          <w:tcPr>
+            <w:tcW w:type="dxa" w:w="1080"/>
+          </w:tcPr>
+          <w:p>
+            <w:r>
+              <w:rPr>
+                <w:rFonts w:ascii="Microsoft JhengHei" w:hAnsi="Microsoft JhengHei" w:eastAsia="Microsoft JhengHei" w:cs="Microsoft JhengHei"/>
+                <w:b w:val="0"/>
+                <w:i w:val="0"/>
+                <w:sz w:val="20"/>
+              </w:rPr>
+              <w:t>Not Evaluated</w:t>
+            </w:r>
+          </w:p>
+        </w:tc>
+        <w:tc>
+          <w:tcPr>
+            <w:tcW w:type="dxa" w:w="1080"/>
+          </w:tcPr>
+          <w:p>
+            <w:r>
+              <w:rPr>
+                <w:rFonts w:ascii="Microsoft JhengHei" w:hAnsi="Microsoft JhengHei" w:eastAsia="Microsoft JhengHei" w:cs="Microsoft JhengHei"/>
+                <w:b w:val="0"/>
+                <w:i w:val="0"/>
+                <w:sz w:val="20"/>
+              </w:rPr>
+              <w:t>6</w:t>
+            </w:r>
+          </w:p>
+        </w:tc>
+        <w:tc>
+          <w:tcPr>
+            <w:tcW w:type="dxa" w:w="1080"/>
+          </w:tcPr>
+          <w:p>
+            <w:r>
+              <w:rPr>
+                <w:rFonts w:ascii="Microsoft JhengHei" w:hAnsi="Microsoft JhengHei" w:eastAsia="Microsoft JhengHei" w:cs="Microsoft JhengHei"/>
+                <w:b w:val="0"/>
+                <w:i w:val="0"/>
+                <w:sz w:val="20"/>
+              </w:rPr>
+              <w:t>0</w:t>
+            </w:r>
+          </w:p>
+        </w:tc>
+        <w:tc>
+          <w:tcPr>
+            <w:tcW w:type="dxa" w:w="1080"/>
+          </w:tcPr>
+          <w:p>
+            <w:r>
+              <w:rPr>
+                <w:rFonts w:ascii="Microsoft JhengHei" w:hAnsi="Microsoft JhengHei" w:eastAsia="Microsoft JhengHei" w:cs="Microsoft JhengHei"/>
+                <w:b w:val="0"/>
+                <w:i w:val="0"/>
+                <w:sz w:val="20"/>
+              </w:rPr>
+              <w:t>0</w:t>
+            </w:r>
+          </w:p>
+        </w:tc>
+        <w:tc>
+          <w:tcPr>
+            <w:tcW w:type="dxa" w:w="1080"/>
+          </w:tcPr>
+          <w:p>
+            <w:r>
+              <w:rPr>
+                <w:rFonts w:ascii="Microsoft JhengHei" w:hAnsi="Microsoft JhengHei" w:eastAsia="Microsoft JhengHei" w:cs="Microsoft JhengHei"/>
+                <w:b w:val="0"/>
+                <w:i w:val="0"/>
+                <w:sz w:val="20"/>
+              </w:rPr>
+              <w:t>6</w:t>
+            </w:r>
+          </w:p>
+        </w:tc>
+        <w:tc>
+          <w:tcPr>
+            <w:tcW w:type="dxa" w:w="1080"/>
+          </w:tcPr>
+          <w:p>
+            <w:r>
+              <w:rPr>
+                <w:rFonts w:ascii="Microsoft JhengHei" w:hAnsi="Microsoft JhengHei" w:eastAsia="Microsoft JhengHei" w:cs="Microsoft JhengHei"/>
+                <w:b w:val="0"/>
+                <w:i w:val="0"/>
+                <w:sz w:val="20"/>
+              </w:rPr>
+              <w:t>11</w:t>
+            </w:r>
+          </w:p>
+        </w:tc>
+        <w:tc>
+          <w:tcPr>
+            <w:tcW w:type="dxa" w:w="1080"/>
+          </w:tcPr>
+          <w:p>
+            <w:r>
+              <w:rPr>
+                <w:rFonts w:ascii="Microsoft JhengHei" w:hAnsi="Microsoft JhengHei" w:eastAsia="Microsoft JhengHei" w:cs="Microsoft JhengHei"/>
+                <w:b w:val="0"/>
+                <w:i w:val="0"/>
+                <w:sz w:val="20"/>
+              </w:rPr>
+              <w:t>8</w:t>
+            </w:r>
+          </w:p>
+        </w:tc>
+      </w:tr>
+      <w:tr>
+        <w:tc>
+          <w:tcPr>
+            <w:tcW w:type="dxa" w:w="1080"/>
+          </w:tcPr>
+          <w:p>
+            <w:r>
+              <w:rPr>
+                <w:rFonts w:ascii="Microsoft JhengHei" w:hAnsi="Microsoft JhengHei" w:eastAsia="Microsoft JhengHei" w:cs="Microsoft JhengHei"/>
+                <w:b w:val="0"/>
+                <w:i w:val="0"/>
+                <w:sz w:val="20"/>
+              </w:rPr>
+              <w:t>register</w:t>
+            </w:r>
+          </w:p>
+        </w:tc>
+        <w:tc>
+          <w:tcPr>
+            <w:tcW w:type="dxa" w:w="1080"/>
+          </w:tcPr>
+          <w:p>
+            <w:r>
+              <w:rPr>
+                <w:rFonts w:ascii="Microsoft JhengHei" w:hAnsi="Microsoft JhengHei" w:eastAsia="Microsoft JhengHei" w:cs="Microsoft JhengHei"/>
+                <w:b w:val="0"/>
+                <w:i w:val="0"/>
+                <w:sz w:val="20"/>
+              </w:rPr>
+              <w:t>Not Evaluated</w:t>
+            </w:r>
+          </w:p>
+        </w:tc>
+        <w:tc>
+          <w:tcPr>
+            <w:tcW w:type="dxa" w:w="1080"/>
+          </w:tcPr>
+          <w:p>
+            <w:r>
+              <w:rPr>
+                <w:rFonts w:ascii="Microsoft JhengHei" w:hAnsi="Microsoft JhengHei" w:eastAsia="Microsoft JhengHei" w:cs="Microsoft JhengHei"/>
+                <w:b w:val="0"/>
+                <w:i w:val="0"/>
+                <w:sz w:val="20"/>
+              </w:rPr>
+              <w:t>4</w:t>
+            </w:r>
+          </w:p>
+        </w:tc>
+        <w:tc>
+          <w:tcPr>
+            <w:tcW w:type="dxa" w:w="1080"/>
+          </w:tcPr>
+          <w:p>
+            <w:r>
+              <w:rPr>
+                <w:rFonts w:ascii="Microsoft JhengHei" w:hAnsi="Microsoft JhengHei" w:eastAsia="Microsoft JhengHei" w:cs="Microsoft JhengHei"/>
+                <w:b w:val="0"/>
+                <w:i w:val="0"/>
+                <w:sz w:val="20"/>
+              </w:rPr>
+              <w:t>0</w:t>
+            </w:r>
+          </w:p>
+        </w:tc>
+        <w:tc>
+          <w:tcPr>
+            <w:tcW w:type="dxa" w:w="1080"/>
+          </w:tcPr>
+          <w:p>
+            <w:r>
+              <w:rPr>
+                <w:rFonts w:ascii="Microsoft JhengHei" w:hAnsi="Microsoft JhengHei" w:eastAsia="Microsoft JhengHei" w:cs="Microsoft JhengHei"/>
+                <w:b w:val="0"/>
+                <w:i w:val="0"/>
+                <w:sz w:val="20"/>
+              </w:rPr>
+              <w:t>0</w:t>
+            </w:r>
+          </w:p>
+        </w:tc>
+        <w:tc>
+          <w:tcPr>
+            <w:tcW w:type="dxa" w:w="1080"/>
+          </w:tcPr>
+          <w:p>
+            <w:r>
+              <w:rPr>
+                <w:rFonts w:ascii="Microsoft JhengHei" w:hAnsi="Microsoft JhengHei" w:eastAsia="Microsoft JhengHei" w:cs="Microsoft JhengHei"/>
+                <w:b w:val="0"/>
+                <w:i w:val="0"/>
+                <w:sz w:val="20"/>
+              </w:rPr>
+              <w:t>4</w:t>
+            </w:r>
+          </w:p>
+        </w:tc>
+        <w:tc>
+          <w:tcPr>
+            <w:tcW w:type="dxa" w:w="1080"/>
+          </w:tcPr>
+          <w:p>
+            <w:r>
+              <w:rPr>
+                <w:rFonts w:ascii="Microsoft JhengHei" w:hAnsi="Microsoft JhengHei" w:eastAsia="Microsoft JhengHei" w:cs="Microsoft JhengHei"/>
+                <w:b w:val="0"/>
+                <w:i w:val="0"/>
+                <w:sz w:val="20"/>
+              </w:rPr>
+              <w:t>11</w:t>
+            </w:r>
+          </w:p>
+        </w:tc>
+        <w:tc>
+          <w:tcPr>
+            <w:tcW w:type="dxa" w:w="1080"/>
+          </w:tcPr>
+          <w:p>
+            <w:r>
+              <w:rPr>
+                <w:rFonts w:ascii="Microsoft JhengHei" w:hAnsi="Microsoft JhengHei" w:eastAsia="Microsoft JhengHei" w:cs="Microsoft JhengHei"/>
+                <w:b w:val="0"/>
+                <w:i w:val="0"/>
+                <w:sz w:val="20"/>
+              </w:rPr>
+              <w:t>4</w:t>
+            </w:r>
+          </w:p>
+        </w:tc>
+      </w:tr>
+    </w:tbl>
+    <w:p>
+      <w:pPr>
+        <w:spacing w:before="120" w:after="80"/>
+      </w:pPr>
+      <w:r>
+        <w:rPr>
+          <w:rFonts w:ascii="Microsoft JhengHei" w:hAnsi="Microsoft JhengHei" w:eastAsia="Microsoft JhengHei" w:cs="Microsoft JhengHei"/>
+          <w:b/>
+          <w:i w:val="0"/>
+          <w:color w:val="1F4E79"/>
+          <w:sz w:val="28"/>
+        </w:rPr>
+        <w:t>發布建議</w:t>
+      </w:r>
+    </w:p>
+    <w:p>
+      <w:r>
+        <w:rPr>
+          <w:rFonts w:ascii="Microsoft JhengHei" w:hAnsi="Microsoft JhengHei" w:eastAsia="Microsoft JhengHei" w:cs="Microsoft JhengHei"/>
+          <w:b w:val="0"/>
+          <w:i w:val="0"/>
+          <w:sz w:val="21"/>
+        </w:rPr>
+        <w:t>狀態：Not Evaluated</w:t>
+      </w:r>
+    </w:p>
+    <w:p>
+      <w:r>
+        <w:rPr>
+          <w:rFonts w:ascii="Microsoft JhengHei" w:hAnsi="Microsoft JhengHei" w:eastAsia="Microsoft JhengHei" w:cs="Microsoft JhengHei"/>
+          <w:b w:val="0"/>
+          <w:i w:val="0"/>
+          <w:sz w:val="21"/>
+        </w:rPr>
+        <w:t>需要注意：</w:t>
+      </w:r>
+    </w:p>
+    <w:p>
+      <w:pPr>
+        <w:pStyle w:val="ListBullet"/>
+      </w:pPr>
+      <w:r>
+        <w:rPr>
+          <w:rFonts w:ascii="Microsoft JhengHei" w:hAnsi="Microsoft JhengHei" w:eastAsia="Microsoft JhengHei" w:cs="Microsoft JhengHei"/>
+          <w:b w:val="0"/>
+          <w:i w:val="0"/>
+          <w:sz w:val="21"/>
+        </w:rPr>
+        <w:t>尚未回答 PM 問題：16</w:t>
+      </w:r>
+    </w:p>
+    <w:p>
+      <w:pPr>
+        <w:pStyle w:val="ListBullet"/>
+      </w:pPr>
+      <w:r>
+        <w:rPr>
+          <w:rFonts w:ascii="Microsoft JhengHei" w:hAnsi="Microsoft JhengHei" w:eastAsia="Microsoft JhengHei" w:cs="Microsoft JhengHei"/>
+          <w:b w:val="0"/>
+          <w:i w:val="0"/>
+          <w:sz w:val="21"/>
+        </w:rPr>
+        <w:t>尚未完成 QA 任務：33</w:t>
+      </w:r>
+    </w:p>
+    <w:p>
+      <w:pPr>
+        <w:pStyle w:val="ListBullet"/>
+      </w:pPr>
+      <w:r>
+        <w:rPr>
+          <w:rFonts w:ascii="Microsoft JhengHei" w:hAnsi="Microsoft JhengHei" w:eastAsia="Microsoft JhengHei" w:cs="Microsoft JhengHei"/>
+          <w:b w:val="0"/>
+          <w:i w:val="0"/>
+          <w:sz w:val="21"/>
+        </w:rPr>
+        <w:t>尚未標記測試結果的情境：14</w:t>
+      </w:r>
+    </w:p>
+    <w:p>
+      <w:pPr>
+        <w:spacing w:before="120" w:after="80"/>
+      </w:pPr>
+      <w:r>
+        <w:rPr>
+          <w:rFonts w:ascii="Microsoft JhengHei" w:hAnsi="Microsoft JhengHei" w:eastAsia="Microsoft JhengHei" w:cs="Microsoft JhengHei"/>
+          <w:b/>
+          <w:i w:val="0"/>
+          <w:color w:val="1F4E79"/>
+          <w:sz w:val="28"/>
+        </w:rPr>
+        <w:t>主要風險</w:t>
+      </w:r>
+    </w:p>
+    <w:p>
+      <w:pPr>
+        <w:pStyle w:val="ListBullet"/>
+      </w:pPr>
+      <w:r>
+        <w:rPr>
+          <w:rFonts w:ascii="Microsoft JhengHei" w:hAnsi="Microsoft JhengHei" w:eastAsia="Microsoft JhengHei" w:cs="Microsoft JhengHei"/>
+          <w:b w:val="0"/>
+          <w:i w:val="0"/>
+          <w:sz w:val="21"/>
+        </w:rPr>
+        <w:t>若仍有 PM 問題未回答，測試斷言與驗收標準可能不穩定。</w:t>
+      </w:r>
+    </w:p>
+    <w:p>
+      <w:pPr>
+        <w:pStyle w:val="ListBullet"/>
+      </w:pPr>
+      <w:r>
+        <w:rPr>
+          <w:rFonts w:ascii="Microsoft JhengHei" w:hAnsi="Microsoft JhengHei" w:eastAsia="Microsoft JhengHei" w:cs="Microsoft JhengHei"/>
+          <w:b w:val="0"/>
+          <w:i w:val="0"/>
+          <w:sz w:val="21"/>
+        </w:rPr>
+        <w:t>若 Cypress spec 尚未建立，代表自動化覆蓋尚未完成。</w:t>
+      </w:r>
+    </w:p>
+    <w:p>
+      <w:pPr>
+        <w:pStyle w:val="ListBullet"/>
+      </w:pPr>
+      <w:r>
+        <w:rPr>
+          <w:rFonts w:ascii="Microsoft JhengHei" w:hAnsi="Microsoft JhengHei" w:eastAsia="Microsoft JhengHei" w:cs="Microsoft JhengHei"/>
+          <w:b w:val="0"/>
+          <w:i w:val="0"/>
+          <w:sz w:val="21"/>
+        </w:rPr>
+        <w:t>若 Allure raw results 尚未產生，代表尚未有正式自動化執行結果。</w:t>
+      </w:r>
+    </w:p>
+    <w:p>
+      <w:pPr>
+        <w:spacing w:before="120" w:after="80"/>
+      </w:pPr>
+      <w:r>
+        <w:rPr>
+          <w:rFonts w:ascii="Microsoft JhengHei" w:hAnsi="Microsoft JhengHei" w:eastAsia="Microsoft JhengHei" w:cs="Microsoft JhengHei"/>
+          <w:b/>
+          <w:i w:val="0"/>
+          <w:color w:val="1F4E79"/>
+          <w:sz w:val="28"/>
+        </w:rPr>
+        <w:t>相關連結</w:t>
+      </w:r>
+    </w:p>
+    <w:p>
+      <w:pPr>
+        <w:pStyle w:val="ListBullet"/>
+      </w:pPr>
+      <w:r>
+        <w:rPr>
+          <w:rFonts w:ascii="Microsoft JhengHei" w:hAnsi="Microsoft JhengHei" w:eastAsia="Microsoft JhengHei" w:cs="Microsoft JhengHei"/>
+          <w:b w:val="0"/>
+          <w:i w:val="0"/>
+          <w:sz w:val="21"/>
+        </w:rPr>
+        <w:t>QA 測試報告：artifacts/generated/qa/test-report.md</w:t>
+      </w:r>
+    </w:p>
+    <w:p>
+      <w:pPr>
+        <w:pStyle w:val="ListBullet"/>
+      </w:pPr>
+      <w:r>
+        <w:rPr>
+          <w:rFonts w:ascii="Microsoft JhengHei" w:hAnsi="Microsoft JhengHei" w:eastAsia="Microsoft JhengHei" w:cs="Microsoft JhengHei"/>
+          <w:b w:val="0"/>
+          <w:i w:val="0"/>
+          <w:sz w:val="21"/>
+        </w:rPr>
+        <w:t>功能規格：qa-workspace/specs/{feature}/spec.md</w:t>
+      </w:r>
+    </w:p>
+    <w:p>
+      <w:pPr>
+        <w:pStyle w:val="ListBullet"/>
+      </w:pPr>
+      <w:r>
+        <w:rPr>
+          <w:rFonts w:ascii="Microsoft JhengHei" w:hAnsi="Microsoft JhengHei" w:eastAsia="Microsoft JhengHei" w:cs="Microsoft JhengHei"/>
+          <w:b w:val="0"/>
+          <w:i w:val="0"/>
+          <w:sz w:val="21"/>
+        </w:rPr>
+        <w:t>測試計畫：qa-workspace/specs/{feature}/plan.md</w:t>
+      </w:r>
+    </w:p>
+    <w:p>
+      <w:pPr>
+        <w:pStyle w:val="ListBullet"/>
+      </w:pPr>
+      <w:r>
+        <w:rPr>
+          <w:rFonts w:ascii="Microsoft JhengHei" w:hAnsi="Microsoft JhengHei" w:eastAsia="Microsoft JhengHei" w:cs="Microsoft JhengHei"/>
+          <w:b w:val="0"/>
+          <w:i w:val="0"/>
+          <w:sz w:val="21"/>
+        </w:rPr>
+        <w:t>測試情境：qa-workspace/specs/{feature}/scenarios.md</w:t>
       </w:r>
     </w:p>
     <w:sectPr>
@@ -603,7 +1751,7 @@
     <w:qFormat/>
     <w:rsid w:val="00FC693F"/>
     <w:rPr>
-      <w:rFonts w:ascii="Microsoft JhengHei" w:hAnsi="Microsoft JhengHei"/>
+      <w:rFonts w:ascii="Microsoft JhengHei" w:hAnsi="Microsoft JhengHei" w:eastAsia="Microsoft JhengHei" w:cs="Microsoft JhengHei"/>
       <w:sz w:val="21"/>
     </w:rPr>
   </w:style>
@@ -666,7 +1814,7 @@
       <w:outlineLvl w:val="0"/>
     </w:pPr>
     <w:rPr>
-      <w:rFonts w:asciiTheme="majorHAnsi" w:eastAsiaTheme="majorEastAsia" w:hAnsiTheme="majorHAnsi" w:cstheme="majorBidi"/>
+      <w:rFonts w:asciiTheme="majorHAnsi" w:eastAsiaTheme="majorEastAsia" w:hAnsiTheme="majorHAnsi" w:cstheme="majorBidi" w:ascii="Microsoft JhengHei" w:hAnsi="Microsoft JhengHei" w:eastAsia="Microsoft JhengHei" w:cs="Microsoft JhengHei"/>
       <w:b/>
       <w:bCs/>
       <w:color w:val="365F91" w:themeColor="accent1" w:themeShade="BF"/>
@@ -690,7 +1838,7 @@
       <w:outlineLvl w:val="1"/>
     </w:pPr>
     <w:rPr>
-      <w:rFonts w:asciiTheme="majorHAnsi" w:eastAsiaTheme="majorEastAsia" w:hAnsiTheme="majorHAnsi" w:cstheme="majorBidi"/>
+      <w:rFonts w:asciiTheme="majorHAnsi" w:eastAsiaTheme="majorEastAsia" w:hAnsiTheme="majorHAnsi" w:cstheme="majorBidi" w:ascii="Microsoft JhengHei" w:hAnsi="Microsoft JhengHei" w:eastAsia="Microsoft JhengHei" w:cs="Microsoft JhengHei"/>
       <w:b/>
       <w:bCs/>
       <w:color w:val="4F81BD" w:themeColor="accent1"/>
@@ -714,7 +1862,7 @@
       <w:outlineLvl w:val="2"/>
     </w:pPr>
     <w:rPr>
-      <w:rFonts w:asciiTheme="majorHAnsi" w:eastAsiaTheme="majorEastAsia" w:hAnsiTheme="majorHAnsi" w:cstheme="majorBidi"/>
+      <w:rFonts w:asciiTheme="majorHAnsi" w:eastAsiaTheme="majorEastAsia" w:hAnsiTheme="majorHAnsi" w:cstheme="majorBidi" w:ascii="Microsoft JhengHei" w:hAnsi="Microsoft JhengHei" w:eastAsia="Microsoft JhengHei" w:cs="Microsoft JhengHei"/>
       <w:b/>
       <w:bCs/>
       <w:color w:val="4F81BD" w:themeColor="accent1"/>
@@ -1135,6 +2283,9 @@
       </w:numPr>
       <w:contextualSpacing/>
     </w:pPr>
+    <w:rPr>
+      <w:rFonts w:ascii="Microsoft JhengHei" w:hAnsi="Microsoft JhengHei" w:eastAsia="Microsoft JhengHei" w:cs="Microsoft JhengHei"/>
+    </w:rPr>
   </w:style>
   <w:style w:type="paragraph" w:styleId="ListBullet2">
     <w:name w:val="List Bullet 2"/>

--- a/artifacts/generated/pm/release-summary.docx
+++ b/artifacts/generated/pm/release-summary.docx
@@ -80,7 +80,35 @@
           <w:i w:val="0"/>
           <w:sz w:val="21"/>
         </w:rPr>
-        <w:t>產生時間：2026-05-19 18:12:10</w:t>
+        <w:t>產生時間：2026-05-28 15:35:15</w:t>
+      </w:r>
+    </w:p>
+    <w:p>
+      <w:pPr>
+        <w:pStyle w:val="ListBullet"/>
+      </w:pPr>
+      <w:r>
+        <w:rPr>
+          <w:rFonts w:ascii="Microsoft JhengHei" w:hAnsi="Microsoft JhengHei" w:eastAsia="Microsoft JhengHei" w:cs="Microsoft JhengHei"/>
+          <w:b w:val="0"/>
+          <w:i w:val="0"/>
+          <w:sz w:val="21"/>
+        </w:rPr>
+        <w:t>測試案例數量：14</w:t>
+      </w:r>
+    </w:p>
+    <w:p>
+      <w:pPr>
+        <w:pStyle w:val="ListBullet"/>
+      </w:pPr>
+      <w:r>
+        <w:rPr>
+          <w:rFonts w:ascii="Microsoft JhengHei" w:hAnsi="Microsoft JhengHei" w:eastAsia="Microsoft JhengHei" w:cs="Microsoft JhengHei"/>
+          <w:b w:val="0"/>
+          <w:i w:val="0"/>
+          <w:sz w:val="21"/>
+        </w:rPr>
+        <w:t>QA 回填來源：qa-workspace/execution-results.csv</w:t>
       </w:r>
     </w:p>
     <w:p>
@@ -166,7 +194,7 @@
           <w:i w:val="0"/>
           <w:sz w:val="21"/>
         </w:rPr>
-        <w:t>forgot-password: 情境 4 筆，通過 0 筆，未標記 4 筆。</w:t>
+        <w:t>forgot-password: 測試案例 4 筆，通過 0 筆，未執行 4 筆；情境待確認 4 筆。</w:t>
       </w:r>
     </w:p>
     <w:p>
@@ -180,7 +208,7 @@
           <w:i w:val="0"/>
           <w:sz w:val="21"/>
         </w:rPr>
-        <w:t>login: 情境 6 筆，通過 0 筆，未標記 6 筆。</w:t>
+        <w:t>login: 測試案例 6 筆，通過 0 筆，未執行 6 筆；情境待確認 6 筆。</w:t>
       </w:r>
     </w:p>
     <w:p>
@@ -194,7 +222,7 @@
           <w:i w:val="0"/>
           <w:sz w:val="21"/>
         </w:rPr>
-        <w:t>register: 情境 4 筆，通過 0 筆，未標記 4 筆。</w:t>
+        <w:t>register: 測試案例 4 筆，通過 0 筆，未執行 4 筆；情境待確認 4 筆。</w:t>
       </w:r>
     </w:p>
     <w:p>
@@ -238,7 +266,271 @@
           <w:color w:val="1F4E79"/>
           <w:sz w:val="28"/>
         </w:rPr>
-        <w:t>測試結果統計</w:t>
+        <w:t>情境可測性統計</w:t>
+      </w:r>
+    </w:p>
+    <w:tbl>
+      <w:tblPr>
+        <w:tblStyle w:val="TableGrid"/>
+        <w:tblW w:type="auto" w:w="0"/>
+        <w:tblLook w:firstColumn="1" w:firstRow="1" w:lastColumn="0" w:lastRow="0" w:noHBand="0" w:noVBand="1" w:val="04A0"/>
+      </w:tblPr>
+      <w:tblGrid>
+        <w:gridCol w:w="4320"/>
+        <w:gridCol w:w="4320"/>
+      </w:tblGrid>
+      <w:tr>
+        <w:tc>
+          <w:tcPr>
+            <w:tcW w:type="dxa" w:w="4320"/>
+          </w:tcPr>
+          <w:p>
+            <w:r>
+              <w:rPr>
+                <w:rFonts w:ascii="Microsoft JhengHei" w:hAnsi="Microsoft JhengHei" w:eastAsia="Microsoft JhengHei" w:cs="Microsoft JhengHei"/>
+                <w:b/>
+                <w:i w:val="0"/>
+                <w:sz w:val="20"/>
+              </w:rPr>
+              <w:t>項目</w:t>
+            </w:r>
+          </w:p>
+        </w:tc>
+        <w:tc>
+          <w:tcPr>
+            <w:tcW w:type="dxa" w:w="4320"/>
+          </w:tcPr>
+          <w:p>
+            <w:r>
+              <w:rPr>
+                <w:rFonts w:ascii="Microsoft JhengHei" w:hAnsi="Microsoft JhengHei" w:eastAsia="Microsoft JhengHei" w:cs="Microsoft JhengHei"/>
+                <w:b/>
+                <w:i w:val="0"/>
+                <w:sz w:val="20"/>
+              </w:rPr>
+              <w:t>數量</w:t>
+            </w:r>
+          </w:p>
+        </w:tc>
+      </w:tr>
+      <w:tr>
+        <w:tc>
+          <w:tcPr>
+            <w:tcW w:type="dxa" w:w="4320"/>
+          </w:tcPr>
+          <w:p>
+            <w:r>
+              <w:rPr>
+                <w:rFonts w:ascii="Microsoft JhengHei" w:hAnsi="Microsoft JhengHei" w:eastAsia="Microsoft JhengHei" w:cs="Microsoft JhengHei"/>
+                <w:b w:val="0"/>
+                <w:i w:val="0"/>
+                <w:sz w:val="20"/>
+              </w:rPr>
+              <w:t>Total</w:t>
+            </w:r>
+          </w:p>
+        </w:tc>
+        <w:tc>
+          <w:tcPr>
+            <w:tcW w:type="dxa" w:w="4320"/>
+          </w:tcPr>
+          <w:p>
+            <w:r>
+              <w:rPr>
+                <w:rFonts w:ascii="Microsoft JhengHei" w:hAnsi="Microsoft JhengHei" w:eastAsia="Microsoft JhengHei" w:cs="Microsoft JhengHei"/>
+                <w:b w:val="0"/>
+                <w:i w:val="0"/>
+                <w:sz w:val="20"/>
+              </w:rPr>
+              <w:t>14</w:t>
+            </w:r>
+          </w:p>
+        </w:tc>
+      </w:tr>
+      <w:tr>
+        <w:tc>
+          <w:tcPr>
+            <w:tcW w:type="dxa" w:w="4320"/>
+          </w:tcPr>
+          <w:p>
+            <w:r>
+              <w:rPr>
+                <w:rFonts w:ascii="Microsoft JhengHei" w:hAnsi="Microsoft JhengHei" w:eastAsia="Microsoft JhengHei" w:cs="Microsoft JhengHei"/>
+                <w:b w:val="0"/>
+                <w:i w:val="0"/>
+                <w:sz w:val="20"/>
+              </w:rPr>
+              <w:t>Approved</w:t>
+            </w:r>
+          </w:p>
+        </w:tc>
+        <w:tc>
+          <w:tcPr>
+            <w:tcW w:type="dxa" w:w="4320"/>
+          </w:tcPr>
+          <w:p>
+            <w:r>
+              <w:rPr>
+                <w:rFonts w:ascii="Microsoft JhengHei" w:hAnsi="Microsoft JhengHei" w:eastAsia="Microsoft JhengHei" w:cs="Microsoft JhengHei"/>
+                <w:b w:val="0"/>
+                <w:i w:val="0"/>
+                <w:sz w:val="20"/>
+              </w:rPr>
+              <w:t>0</w:t>
+            </w:r>
+          </w:p>
+        </w:tc>
+      </w:tr>
+      <w:tr>
+        <w:tc>
+          <w:tcPr>
+            <w:tcW w:type="dxa" w:w="4320"/>
+          </w:tcPr>
+          <w:p>
+            <w:r>
+              <w:rPr>
+                <w:rFonts w:ascii="Microsoft JhengHei" w:hAnsi="Microsoft JhengHei" w:eastAsia="Microsoft JhengHei" w:cs="Microsoft JhengHei"/>
+                <w:b w:val="0"/>
+                <w:i w:val="0"/>
+                <w:sz w:val="20"/>
+              </w:rPr>
+              <w:t>Ready</w:t>
+            </w:r>
+          </w:p>
+        </w:tc>
+        <w:tc>
+          <w:tcPr>
+            <w:tcW w:type="dxa" w:w="4320"/>
+          </w:tcPr>
+          <w:p>
+            <w:r>
+              <w:rPr>
+                <w:rFonts w:ascii="Microsoft JhengHei" w:hAnsi="Microsoft JhengHei" w:eastAsia="Microsoft JhengHei" w:cs="Microsoft JhengHei"/>
+                <w:b w:val="0"/>
+                <w:i w:val="0"/>
+                <w:sz w:val="20"/>
+              </w:rPr>
+              <w:t>0</w:t>
+            </w:r>
+          </w:p>
+        </w:tc>
+      </w:tr>
+      <w:tr>
+        <w:tc>
+          <w:tcPr>
+            <w:tcW w:type="dxa" w:w="4320"/>
+          </w:tcPr>
+          <w:p>
+            <w:r>
+              <w:rPr>
+                <w:rFonts w:ascii="Microsoft JhengHei" w:hAnsi="Microsoft JhengHei" w:eastAsia="Microsoft JhengHei" w:cs="Microsoft JhengHei"/>
+                <w:b w:val="0"/>
+                <w:i w:val="0"/>
+                <w:sz w:val="20"/>
+              </w:rPr>
+              <w:t>Need Confirm</w:t>
+            </w:r>
+          </w:p>
+        </w:tc>
+        <w:tc>
+          <w:tcPr>
+            <w:tcW w:type="dxa" w:w="4320"/>
+          </w:tcPr>
+          <w:p>
+            <w:r>
+              <w:rPr>
+                <w:rFonts w:ascii="Microsoft JhengHei" w:hAnsi="Microsoft JhengHei" w:eastAsia="Microsoft JhengHei" w:cs="Microsoft JhengHei"/>
+                <w:b w:val="0"/>
+                <w:i w:val="0"/>
+                <w:sz w:val="20"/>
+              </w:rPr>
+              <w:t>14</w:t>
+            </w:r>
+          </w:p>
+        </w:tc>
+      </w:tr>
+      <w:tr>
+        <w:tc>
+          <w:tcPr>
+            <w:tcW w:type="dxa" w:w="4320"/>
+          </w:tcPr>
+          <w:p>
+            <w:r>
+              <w:rPr>
+                <w:rFonts w:ascii="Microsoft JhengHei" w:hAnsi="Microsoft JhengHei" w:eastAsia="Microsoft JhengHei" w:cs="Microsoft JhengHei"/>
+                <w:b w:val="0"/>
+                <w:i w:val="0"/>
+                <w:sz w:val="20"/>
+              </w:rPr>
+              <w:t>Blocked</w:t>
+            </w:r>
+          </w:p>
+        </w:tc>
+        <w:tc>
+          <w:tcPr>
+            <w:tcW w:type="dxa" w:w="4320"/>
+          </w:tcPr>
+          <w:p>
+            <w:r>
+              <w:rPr>
+                <w:rFonts w:ascii="Microsoft JhengHei" w:hAnsi="Microsoft JhengHei" w:eastAsia="Microsoft JhengHei" w:cs="Microsoft JhengHei"/>
+                <w:b w:val="0"/>
+                <w:i w:val="0"/>
+                <w:sz w:val="20"/>
+              </w:rPr>
+              <w:t>0</w:t>
+            </w:r>
+          </w:p>
+        </w:tc>
+      </w:tr>
+      <w:tr>
+        <w:tc>
+          <w:tcPr>
+            <w:tcW w:type="dxa" w:w="4320"/>
+          </w:tcPr>
+          <w:p>
+            <w:r>
+              <w:rPr>
+                <w:rFonts w:ascii="Microsoft JhengHei" w:hAnsi="Microsoft JhengHei" w:eastAsia="Microsoft JhengHei" w:cs="Microsoft JhengHei"/>
+                <w:b w:val="0"/>
+                <w:i w:val="0"/>
+                <w:sz w:val="20"/>
+              </w:rPr>
+              <w:t>Not Marked</w:t>
+            </w:r>
+          </w:p>
+        </w:tc>
+        <w:tc>
+          <w:tcPr>
+            <w:tcW w:type="dxa" w:w="4320"/>
+          </w:tcPr>
+          <w:p>
+            <w:r>
+              <w:rPr>
+                <w:rFonts w:ascii="Microsoft JhengHei" w:hAnsi="Microsoft JhengHei" w:eastAsia="Microsoft JhengHei" w:cs="Microsoft JhengHei"/>
+                <w:b w:val="0"/>
+                <w:i w:val="0"/>
+                <w:sz w:val="20"/>
+              </w:rPr>
+              <w:t>0</w:t>
+            </w:r>
+          </w:p>
+        </w:tc>
+      </w:tr>
+    </w:tbl>
+    <w:p>
+      <w:pPr>
+        <w:spacing w:before="120" w:after="80"/>
+      </w:pPr>
+      <w:r>
+        <w:rPr>
+          <w:rFonts w:ascii="Microsoft JhengHei" w:hAnsi="Microsoft JhengHei" w:eastAsia="Microsoft JhengHei" w:cs="Microsoft JhengHei"/>
+          <w:b/>
+          <w:i w:val="0"/>
+          <w:color w:val="1F4E79"/>
+          <w:sz w:val="28"/>
+        </w:rPr>
+        <w:t>測試案例執行統計</w:t>
       </w:r>
     </w:p>
     <w:tbl>
@@ -502,6 +794,134 @@
           <w:color w:val="1F4E79"/>
           <w:sz w:val="28"/>
         </w:rPr>
+        <w:t>佐證覆蓋</w:t>
+      </w:r>
+    </w:p>
+    <w:tbl>
+      <w:tblPr>
+        <w:tblStyle w:val="TableGrid"/>
+        <w:tblW w:type="auto" w:w="0"/>
+        <w:tblLook w:firstColumn="1" w:firstRow="1" w:lastColumn="0" w:lastRow="0" w:noHBand="0" w:noVBand="1" w:val="04A0"/>
+      </w:tblPr>
+      <w:tblGrid>
+        <w:gridCol w:w="4320"/>
+        <w:gridCol w:w="4320"/>
+      </w:tblGrid>
+      <w:tr>
+        <w:tc>
+          <w:tcPr>
+            <w:tcW w:type="dxa" w:w="4320"/>
+          </w:tcPr>
+          <w:p>
+            <w:r>
+              <w:rPr>
+                <w:rFonts w:ascii="Microsoft JhengHei" w:hAnsi="Microsoft JhengHei" w:eastAsia="Microsoft JhengHei" w:cs="Microsoft JhengHei"/>
+                <w:b/>
+                <w:i w:val="0"/>
+                <w:sz w:val="20"/>
+              </w:rPr>
+              <w:t>項目</w:t>
+            </w:r>
+          </w:p>
+        </w:tc>
+        <w:tc>
+          <w:tcPr>
+            <w:tcW w:type="dxa" w:w="4320"/>
+          </w:tcPr>
+          <w:p>
+            <w:r>
+              <w:rPr>
+                <w:rFonts w:ascii="Microsoft JhengHei" w:hAnsi="Microsoft JhengHei" w:eastAsia="Microsoft JhengHei" w:cs="Microsoft JhengHei"/>
+                <w:b/>
+                <w:i w:val="0"/>
+                <w:sz w:val="20"/>
+              </w:rPr>
+              <w:t>數量</w:t>
+            </w:r>
+          </w:p>
+        </w:tc>
+      </w:tr>
+      <w:tr>
+        <w:tc>
+          <w:tcPr>
+            <w:tcW w:type="dxa" w:w="4320"/>
+          </w:tcPr>
+          <w:p>
+            <w:r>
+              <w:rPr>
+                <w:rFonts w:ascii="Microsoft JhengHei" w:hAnsi="Microsoft JhengHei" w:eastAsia="Microsoft JhengHei" w:cs="Microsoft JhengHei"/>
+                <w:b w:val="0"/>
+                <w:i w:val="0"/>
+                <w:sz w:val="20"/>
+              </w:rPr>
+              <w:t>已填測試位址</w:t>
+            </w:r>
+          </w:p>
+        </w:tc>
+        <w:tc>
+          <w:tcPr>
+            <w:tcW w:type="dxa" w:w="4320"/>
+          </w:tcPr>
+          <w:p>
+            <w:r>
+              <w:rPr>
+                <w:rFonts w:ascii="Microsoft JhengHei" w:hAnsi="Microsoft JhengHei" w:eastAsia="Microsoft JhengHei" w:cs="Microsoft JhengHei"/>
+                <w:b w:val="0"/>
+                <w:i w:val="0"/>
+                <w:sz w:val="20"/>
+              </w:rPr>
+              <w:t>0</w:t>
+            </w:r>
+          </w:p>
+        </w:tc>
+      </w:tr>
+      <w:tr>
+        <w:tc>
+          <w:tcPr>
+            <w:tcW w:type="dxa" w:w="4320"/>
+          </w:tcPr>
+          <w:p>
+            <w:r>
+              <w:rPr>
+                <w:rFonts w:ascii="Microsoft JhengHei" w:hAnsi="Microsoft JhengHei" w:eastAsia="Microsoft JhengHei" w:cs="Microsoft JhengHei"/>
+                <w:b w:val="0"/>
+                <w:i w:val="0"/>
+                <w:sz w:val="20"/>
+              </w:rPr>
+              <w:t>已填其他佐證</w:t>
+            </w:r>
+          </w:p>
+        </w:tc>
+        <w:tc>
+          <w:tcPr>
+            <w:tcW w:type="dxa" w:w="4320"/>
+          </w:tcPr>
+          <w:p>
+            <w:r>
+              <w:rPr>
+                <w:rFonts w:ascii="Microsoft JhengHei" w:hAnsi="Microsoft JhengHei" w:eastAsia="Microsoft JhengHei" w:cs="Microsoft JhengHei"/>
+                <w:b w:val="0"/>
+                <w:i w:val="0"/>
+                <w:sz w:val="20"/>
+              </w:rPr>
+              <w:t>0</w:t>
+            </w:r>
+          </w:p>
+        </w:tc>
+      </w:tr>
+    </w:tbl>
+    <w:p>
+      <w:pPr>
+        <w:spacing w:before="120" w:after="80"/>
+      </w:pPr>
+      <w:r>
+        <w:rPr>
+          <w:rFonts w:ascii="Microsoft JhengHei" w:hAnsi="Microsoft JhengHei" w:eastAsia="Microsoft JhengHei" w:cs="Microsoft JhengHei"/>
+          <w:b/>
+          <w:i w:val="0"/>
+          <w:color w:val="1F4E79"/>
+          <w:sz w:val="28"/>
+        </w:rPr>
         <w:t>QA 任務狀態</w:t>
       </w:r>
     </w:p>
@@ -640,19 +1060,21 @@
         <w:tblLook w:firstColumn="1" w:firstRow="1" w:lastColumn="0" w:lastRow="0" w:noHBand="0" w:noVBand="1" w:val="04A0"/>
       </w:tblPr>
       <w:tblGrid>
-        <w:gridCol w:w="1080"/>
-        <w:gridCol w:w="1080"/>
-        <w:gridCol w:w="1080"/>
-        <w:gridCol w:w="1080"/>
-        <w:gridCol w:w="1080"/>
-        <w:gridCol w:w="1080"/>
-        <w:gridCol w:w="1080"/>
-        <w:gridCol w:w="1080"/>
+        <w:gridCol w:w="864"/>
+        <w:gridCol w:w="864"/>
+        <w:gridCol w:w="864"/>
+        <w:gridCol w:w="864"/>
+        <w:gridCol w:w="864"/>
+        <w:gridCol w:w="864"/>
+        <w:gridCol w:w="864"/>
+        <w:gridCol w:w="864"/>
+        <w:gridCol w:w="864"/>
+        <w:gridCol w:w="864"/>
       </w:tblGrid>
       <w:tr>
         <w:tc>
           <w:tcPr>
-            <w:tcW w:type="dxa" w:w="1080"/>
+            <w:tcW w:type="dxa" w:w="864"/>
           </w:tcPr>
           <w:p>
             <w:r>
@@ -668,7 +1090,7 @@
         </w:tc>
         <w:tc>
           <w:tcPr>
-            <w:tcW w:type="dxa" w:w="1080"/>
+            <w:tcW w:type="dxa" w:w="864"/>
           </w:tcPr>
           <w:p>
             <w:r>
@@ -684,7 +1106,7 @@
         </w:tc>
         <w:tc>
           <w:tcPr>
-            <w:tcW w:type="dxa" w:w="1080"/>
+            <w:tcW w:type="dxa" w:w="864"/>
           </w:tcPr>
           <w:p>
             <w:r>
@@ -694,13 +1116,29 @@
                 <w:i w:val="0"/>
                 <w:sz w:val="20"/>
               </w:rPr>
-              <w:t>Scenarios</w:t>
+              <w:t>情境待確認</w:t>
             </w:r>
           </w:p>
         </w:tc>
         <w:tc>
           <w:tcPr>
-            <w:tcW w:type="dxa" w:w="1080"/>
+            <w:tcW w:type="dxa" w:w="864"/>
+          </w:tcPr>
+          <w:p>
+            <w:r>
+              <w:rPr>
+                <w:rFonts w:ascii="Microsoft JhengHei" w:hAnsi="Microsoft JhengHei" w:eastAsia="Microsoft JhengHei" w:cs="Microsoft JhengHei"/>
+                <w:b/>
+                <w:i w:val="0"/>
+                <w:sz w:val="20"/>
+              </w:rPr>
+              <w:t>Test Cases</w:t>
+            </w:r>
+          </w:p>
+        </w:tc>
+        <w:tc>
+          <w:tcPr>
+            <w:tcW w:type="dxa" w:w="864"/>
           </w:tcPr>
           <w:p>
             <w:r>
@@ -716,7 +1154,7 @@
         </w:tc>
         <w:tc>
           <w:tcPr>
-            <w:tcW w:type="dxa" w:w="1080"/>
+            <w:tcW w:type="dxa" w:w="864"/>
           </w:tcPr>
           <w:p>
             <w:r>
@@ -732,7 +1170,7 @@
         </w:tc>
         <w:tc>
           <w:tcPr>
-            <w:tcW w:type="dxa" w:w="1080"/>
+            <w:tcW w:type="dxa" w:w="864"/>
           </w:tcPr>
           <w:p>
             <w:r>
@@ -748,7 +1186,7 @@
         </w:tc>
         <w:tc>
           <w:tcPr>
-            <w:tcW w:type="dxa" w:w="1080"/>
+            <w:tcW w:type="dxa" w:w="864"/>
           </w:tcPr>
           <w:p>
             <w:r>
@@ -758,13 +1196,29 @@
                 <w:i w:val="0"/>
                 <w:sz w:val="20"/>
               </w:rPr>
-              <w:t>Open Tasks</w:t>
+              <w:t>URL</w:t>
             </w:r>
           </w:p>
         </w:tc>
         <w:tc>
           <w:tcPr>
-            <w:tcW w:type="dxa" w:w="1080"/>
+            <w:tcW w:type="dxa" w:w="864"/>
+          </w:tcPr>
+          <w:p>
+            <w:r>
+              <w:rPr>
+                <w:rFonts w:ascii="Microsoft JhengHei" w:hAnsi="Microsoft JhengHei" w:eastAsia="Microsoft JhengHei" w:cs="Microsoft JhengHei"/>
+                <w:b/>
+                <w:i w:val="0"/>
+                <w:sz w:val="20"/>
+              </w:rPr>
+              <w:t>Evidence</w:t>
+            </w:r>
+          </w:p>
+        </w:tc>
+        <w:tc>
+          <w:tcPr>
+            <w:tcW w:type="dxa" w:w="864"/>
           </w:tcPr>
           <w:p>
             <w:r>
@@ -782,7 +1236,7 @@
       <w:tr>
         <w:tc>
           <w:tcPr>
-            <w:tcW w:type="dxa" w:w="1080"/>
+            <w:tcW w:type="dxa" w:w="864"/>
           </w:tcPr>
           <w:p>
             <w:r>
@@ -798,7 +1252,7 @@
         </w:tc>
         <w:tc>
           <w:tcPr>
-            <w:tcW w:type="dxa" w:w="1080"/>
+            <w:tcW w:type="dxa" w:w="864"/>
           </w:tcPr>
           <w:p>
             <w:r>
@@ -814,7 +1268,7 @@
         </w:tc>
         <w:tc>
           <w:tcPr>
-            <w:tcW w:type="dxa" w:w="1080"/>
+            <w:tcW w:type="dxa" w:w="864"/>
           </w:tcPr>
           <w:p>
             <w:r>
@@ -830,7 +1284,23 @@
         </w:tc>
         <w:tc>
           <w:tcPr>
-            <w:tcW w:type="dxa" w:w="1080"/>
+            <w:tcW w:type="dxa" w:w="864"/>
+          </w:tcPr>
+          <w:p>
+            <w:r>
+              <w:rPr>
+                <w:rFonts w:ascii="Microsoft JhengHei" w:hAnsi="Microsoft JhengHei" w:eastAsia="Microsoft JhengHei" w:cs="Microsoft JhengHei"/>
+                <w:b w:val="0"/>
+                <w:i w:val="0"/>
+                <w:sz w:val="20"/>
+              </w:rPr>
+              <w:t>4</w:t>
+            </w:r>
+          </w:p>
+        </w:tc>
+        <w:tc>
+          <w:tcPr>
+            <w:tcW w:type="dxa" w:w="864"/>
           </w:tcPr>
           <w:p>
             <w:r>
@@ -846,7 +1316,7 @@
         </w:tc>
         <w:tc>
           <w:tcPr>
-            <w:tcW w:type="dxa" w:w="1080"/>
+            <w:tcW w:type="dxa" w:w="864"/>
           </w:tcPr>
           <w:p>
             <w:r>
@@ -862,7 +1332,7 @@
         </w:tc>
         <w:tc>
           <w:tcPr>
-            <w:tcW w:type="dxa" w:w="1080"/>
+            <w:tcW w:type="dxa" w:w="864"/>
           </w:tcPr>
           <w:p>
             <w:r>
@@ -878,7 +1348,7 @@
         </w:tc>
         <w:tc>
           <w:tcPr>
-            <w:tcW w:type="dxa" w:w="1080"/>
+            <w:tcW w:type="dxa" w:w="864"/>
           </w:tcPr>
           <w:p>
             <w:r>
@@ -888,13 +1358,29 @@
                 <w:i w:val="0"/>
                 <w:sz w:val="20"/>
               </w:rPr>
-              <w:t>11</w:t>
+              <w:t>0</w:t>
             </w:r>
           </w:p>
         </w:tc>
         <w:tc>
           <w:tcPr>
-            <w:tcW w:type="dxa" w:w="1080"/>
+            <w:tcW w:type="dxa" w:w="864"/>
+          </w:tcPr>
+          <w:p>
+            <w:r>
+              <w:rPr>
+                <w:rFonts w:ascii="Microsoft JhengHei" w:hAnsi="Microsoft JhengHei" w:eastAsia="Microsoft JhengHei" w:cs="Microsoft JhengHei"/>
+                <w:b w:val="0"/>
+                <w:i w:val="0"/>
+                <w:sz w:val="20"/>
+              </w:rPr>
+              <w:t>0</w:t>
+            </w:r>
+          </w:p>
+        </w:tc>
+        <w:tc>
+          <w:tcPr>
+            <w:tcW w:type="dxa" w:w="864"/>
           </w:tcPr>
           <w:p>
             <w:r>
@@ -912,7 +1398,7 @@
       <w:tr>
         <w:tc>
           <w:tcPr>
-            <w:tcW w:type="dxa" w:w="1080"/>
+            <w:tcW w:type="dxa" w:w="864"/>
           </w:tcPr>
           <w:p>
             <w:r>
@@ -928,7 +1414,7 @@
         </w:tc>
         <w:tc>
           <w:tcPr>
-            <w:tcW w:type="dxa" w:w="1080"/>
+            <w:tcW w:type="dxa" w:w="864"/>
           </w:tcPr>
           <w:p>
             <w:r>
@@ -944,7 +1430,7 @@
         </w:tc>
         <w:tc>
           <w:tcPr>
-            <w:tcW w:type="dxa" w:w="1080"/>
+            <w:tcW w:type="dxa" w:w="864"/>
           </w:tcPr>
           <w:p>
             <w:r>
@@ -960,7 +1446,23 @@
         </w:tc>
         <w:tc>
           <w:tcPr>
-            <w:tcW w:type="dxa" w:w="1080"/>
+            <w:tcW w:type="dxa" w:w="864"/>
+          </w:tcPr>
+          <w:p>
+            <w:r>
+              <w:rPr>
+                <w:rFonts w:ascii="Microsoft JhengHei" w:hAnsi="Microsoft JhengHei" w:eastAsia="Microsoft JhengHei" w:cs="Microsoft JhengHei"/>
+                <w:b w:val="0"/>
+                <w:i w:val="0"/>
+                <w:sz w:val="20"/>
+              </w:rPr>
+              <w:t>6</w:t>
+            </w:r>
+          </w:p>
+        </w:tc>
+        <w:tc>
+          <w:tcPr>
+            <w:tcW w:type="dxa" w:w="864"/>
           </w:tcPr>
           <w:p>
             <w:r>
@@ -976,7 +1478,7 @@
         </w:tc>
         <w:tc>
           <w:tcPr>
-            <w:tcW w:type="dxa" w:w="1080"/>
+            <w:tcW w:type="dxa" w:w="864"/>
           </w:tcPr>
           <w:p>
             <w:r>
@@ -992,7 +1494,7 @@
         </w:tc>
         <w:tc>
           <w:tcPr>
-            <w:tcW w:type="dxa" w:w="1080"/>
+            <w:tcW w:type="dxa" w:w="864"/>
           </w:tcPr>
           <w:p>
             <w:r>
@@ -1008,7 +1510,7 @@
         </w:tc>
         <w:tc>
           <w:tcPr>
-            <w:tcW w:type="dxa" w:w="1080"/>
+            <w:tcW w:type="dxa" w:w="864"/>
           </w:tcPr>
           <w:p>
             <w:r>
@@ -1018,13 +1520,29 @@
                 <w:i w:val="0"/>
                 <w:sz w:val="20"/>
               </w:rPr>
-              <w:t>11</w:t>
+              <w:t>0</w:t>
             </w:r>
           </w:p>
         </w:tc>
         <w:tc>
           <w:tcPr>
-            <w:tcW w:type="dxa" w:w="1080"/>
+            <w:tcW w:type="dxa" w:w="864"/>
+          </w:tcPr>
+          <w:p>
+            <w:r>
+              <w:rPr>
+                <w:rFonts w:ascii="Microsoft JhengHei" w:hAnsi="Microsoft JhengHei" w:eastAsia="Microsoft JhengHei" w:cs="Microsoft JhengHei"/>
+                <w:b w:val="0"/>
+                <w:i w:val="0"/>
+                <w:sz w:val="20"/>
+              </w:rPr>
+              <w:t>0</w:t>
+            </w:r>
+          </w:p>
+        </w:tc>
+        <w:tc>
+          <w:tcPr>
+            <w:tcW w:type="dxa" w:w="864"/>
           </w:tcPr>
           <w:p>
             <w:r>
@@ -1042,7 +1560,7 @@
       <w:tr>
         <w:tc>
           <w:tcPr>
-            <w:tcW w:type="dxa" w:w="1080"/>
+            <w:tcW w:type="dxa" w:w="864"/>
           </w:tcPr>
           <w:p>
             <w:r>
@@ -1058,7 +1576,7 @@
         </w:tc>
         <w:tc>
           <w:tcPr>
-            <w:tcW w:type="dxa" w:w="1080"/>
+            <w:tcW w:type="dxa" w:w="864"/>
           </w:tcPr>
           <w:p>
             <w:r>
@@ -1074,7 +1592,7 @@
         </w:tc>
         <w:tc>
           <w:tcPr>
-            <w:tcW w:type="dxa" w:w="1080"/>
+            <w:tcW w:type="dxa" w:w="864"/>
           </w:tcPr>
           <w:p>
             <w:r>
@@ -1090,7 +1608,23 @@
         </w:tc>
         <w:tc>
           <w:tcPr>
-            <w:tcW w:type="dxa" w:w="1080"/>
+            <w:tcW w:type="dxa" w:w="864"/>
+          </w:tcPr>
+          <w:p>
+            <w:r>
+              <w:rPr>
+                <w:rFonts w:ascii="Microsoft JhengHei" w:hAnsi="Microsoft JhengHei" w:eastAsia="Microsoft JhengHei" w:cs="Microsoft JhengHei"/>
+                <w:b w:val="0"/>
+                <w:i w:val="0"/>
+                <w:sz w:val="20"/>
+              </w:rPr>
+              <w:t>4</w:t>
+            </w:r>
+          </w:p>
+        </w:tc>
+        <w:tc>
+          <w:tcPr>
+            <w:tcW w:type="dxa" w:w="864"/>
           </w:tcPr>
           <w:p>
             <w:r>
@@ -1106,7 +1640,7 @@
         </w:tc>
         <w:tc>
           <w:tcPr>
-            <w:tcW w:type="dxa" w:w="1080"/>
+            <w:tcW w:type="dxa" w:w="864"/>
           </w:tcPr>
           <w:p>
             <w:r>
@@ -1122,7 +1656,7 @@
         </w:tc>
         <w:tc>
           <w:tcPr>
-            <w:tcW w:type="dxa" w:w="1080"/>
+            <w:tcW w:type="dxa" w:w="864"/>
           </w:tcPr>
           <w:p>
             <w:r>
@@ -1138,7 +1672,7 @@
         </w:tc>
         <w:tc>
           <w:tcPr>
-            <w:tcW w:type="dxa" w:w="1080"/>
+            <w:tcW w:type="dxa" w:w="864"/>
           </w:tcPr>
           <w:p>
             <w:r>
@@ -1148,13 +1682,29 @@
                 <w:i w:val="0"/>
                 <w:sz w:val="20"/>
               </w:rPr>
-              <w:t>11</w:t>
+              <w:t>0</w:t>
             </w:r>
           </w:p>
         </w:tc>
         <w:tc>
           <w:tcPr>
-            <w:tcW w:type="dxa" w:w="1080"/>
+            <w:tcW w:type="dxa" w:w="864"/>
+          </w:tcPr>
+          <w:p>
+            <w:r>
+              <w:rPr>
+                <w:rFonts w:ascii="Microsoft JhengHei" w:hAnsi="Microsoft JhengHei" w:eastAsia="Microsoft JhengHei" w:cs="Microsoft JhengHei"/>
+                <w:b w:val="0"/>
+                <w:i w:val="0"/>
+                <w:sz w:val="20"/>
+              </w:rPr>
+              <w:t>0</w:t>
+            </w:r>
+          </w:p>
+        </w:tc>
+        <w:tc>
+          <w:tcPr>
+            <w:tcW w:type="dxa" w:w="864"/>
           </w:tcPr>
           <w:p>
             <w:r>
@@ -1247,6 +1797,20 @@
           <w:sz w:val="21"/>
         </w:rPr>
         <w:t>尚未標記測試結果的情境：14</w:t>
+      </w:r>
+    </w:p>
+    <w:p>
+      <w:pPr>
+        <w:pStyle w:val="ListBullet"/>
+      </w:pPr>
+      <w:r>
+        <w:rPr>
+          <w:rFonts w:ascii="Microsoft JhengHei" w:hAnsi="Microsoft JhengHei" w:eastAsia="Microsoft JhengHei" w:cs="Microsoft JhengHei"/>
+          <w:b w:val="0"/>
+          <w:i w:val="0"/>
+          <w:sz w:val="21"/>
+        </w:rPr>
+        <w:t>仍待確認的測試情境：14</w:t>
       </w:r>
     </w:p>
     <w:p>
@@ -1346,6 +1910,34 @@
           <w:i w:val="0"/>
           <w:sz w:val="21"/>
         </w:rPr>
+        <w:t>測試情境矩陣 Markdown：artifacts/generated/qa/scenario-matrix.md</w:t>
+      </w:r>
+    </w:p>
+    <w:p>
+      <w:pPr>
+        <w:pStyle w:val="ListBullet"/>
+      </w:pPr>
+      <w:r>
+        <w:rPr>
+          <w:rFonts w:ascii="Microsoft JhengHei" w:hAnsi="Microsoft JhengHei" w:eastAsia="Microsoft JhengHei" w:cs="Microsoft JhengHei"/>
+          <w:b w:val="0"/>
+          <w:i w:val="0"/>
+          <w:sz w:val="21"/>
+        </w:rPr>
+        <w:t>測試情境矩陣 Excel：artifacts/generated/qa/scenario-matrix.xlsx</w:t>
+      </w:r>
+    </w:p>
+    <w:p>
+      <w:pPr>
+        <w:pStyle w:val="ListBullet"/>
+      </w:pPr>
+      <w:r>
+        <w:rPr>
+          <w:rFonts w:ascii="Microsoft JhengHei" w:hAnsi="Microsoft JhengHei" w:eastAsia="Microsoft JhengHei" w:cs="Microsoft JhengHei"/>
+          <w:b w:val="0"/>
+          <w:i w:val="0"/>
+          <w:sz w:val="21"/>
+        </w:rPr>
         <w:t>功能規格：qa-workspace/specs/{feature}/spec.md</w:t>
       </w:r>
     </w:p>
@@ -1375,6 +1967,48 @@
           <w:sz w:val="21"/>
         </w:rPr>
         <w:t>測試情境：qa-workspace/specs/{feature}/scenarios.md</w:t>
+      </w:r>
+    </w:p>
+    <w:p>
+      <w:pPr>
+        <w:pStyle w:val="ListBullet"/>
+      </w:pPr>
+      <w:r>
+        <w:rPr>
+          <w:rFonts w:ascii="Microsoft JhengHei" w:hAnsi="Microsoft JhengHei" w:eastAsia="Microsoft JhengHei" w:cs="Microsoft JhengHei"/>
+          <w:b w:val="0"/>
+          <w:i w:val="0"/>
+          <w:sz w:val="21"/>
+        </w:rPr>
+        <w:t>測試案例：qa-workspace/specs/{feature}/test-cases.json</w:t>
+      </w:r>
+    </w:p>
+    <w:p>
+      <w:pPr>
+        <w:pStyle w:val="ListBullet"/>
+      </w:pPr>
+      <w:r>
+        <w:rPr>
+          <w:rFonts w:ascii="Microsoft JhengHei" w:hAnsi="Microsoft JhengHei" w:eastAsia="Microsoft JhengHei" w:cs="Microsoft JhengHei"/>
+          <w:b w:val="0"/>
+          <w:i w:val="0"/>
+          <w:sz w:val="21"/>
+        </w:rPr>
+        <w:t>測試執行結果：qa-workspace/specs/{feature}/execution-results.json</w:t>
+      </w:r>
+    </w:p>
+    <w:p>
+      <w:pPr>
+        <w:pStyle w:val="ListBullet"/>
+      </w:pPr>
+      <w:r>
+        <w:rPr>
+          <w:rFonts w:ascii="Microsoft JhengHei" w:hAnsi="Microsoft JhengHei" w:eastAsia="Microsoft JhengHei" w:cs="Microsoft JhengHei"/>
+          <w:b w:val="0"/>
+          <w:i w:val="0"/>
+          <w:sz w:val="21"/>
+        </w:rPr>
+        <w:t>QA 回填總表：qa-workspace/execution-results.csv</w:t>
       </w:r>
     </w:p>
     <w:sectPr>
